--- a/Capstone/Fase 1/Cristian Ferreira/Ferreira_Cristian_1.1_APT122_AutoevaluacionCompetenciasFase1.docx
+++ b/Capstone/Fase 1/Cristian Ferreira/Ferreira_Cristian_1.1_APT122_AutoevaluacionCompetenciasFase1.docx
@@ -1021,6 +1021,32 @@
       <w:pPr>
         <w:pStyle w:val="Prrafodelista"/>
         <w:ind w:left="435"/>
+        <w:jc w:val="both"/>
+        <w:rPr>
+          <w:rFonts w:eastAsiaTheme="majorEastAsia" w:cstheme="minorHAnsi"/>
+          <w:b/>
+          <w:bCs/>
+          <w:color w:val="767171" w:themeColor="background2" w:themeShade="80"/>
+          <w:sz w:val="32"/>
+          <w:szCs w:val="32"/>
+        </w:rPr>
+      </w:pPr>
+      <w:r>
+        <w:rPr>
+          <w:rFonts w:eastAsiaTheme="majorEastAsia" w:cstheme="minorHAnsi"/>
+          <w:b/>
+          <w:bCs/>
+          <w:color w:val="767171" w:themeColor="background2" w:themeShade="80"/>
+          <w:sz w:val="32"/>
+          <w:szCs w:val="32"/>
+        </w:rPr>
+        <w:t>Competencias Disciplinares</w:t>
+      </w:r>
+    </w:p>
+    <w:p>
+      <w:pPr>
+        <w:pStyle w:val="Prrafodelista"/>
+        <w:ind w:left="435"/>
       </w:pPr>
     </w:p>
     <w:tbl>
@@ -1039,13 +1065,13 @@
         <w:tblLook w:val="04A0" w:firstRow="1" w:lastRow="0" w:firstColumn="1" w:lastColumn="0" w:noHBand="0" w:noVBand="1"/>
       </w:tblPr>
       <w:tblGrid>
-        <w:gridCol w:w="1931"/>
-        <w:gridCol w:w="1017"/>
-        <w:gridCol w:w="926"/>
-        <w:gridCol w:w="1055"/>
-        <w:gridCol w:w="1187"/>
-        <w:gridCol w:w="1250"/>
-        <w:gridCol w:w="2557"/>
+        <w:gridCol w:w="2781"/>
+        <w:gridCol w:w="937"/>
+        <w:gridCol w:w="886"/>
+        <w:gridCol w:w="1009"/>
+        <w:gridCol w:w="1134"/>
+        <w:gridCol w:w="855"/>
+        <w:gridCol w:w="2321"/>
       </w:tblGrid>
       <w:tr>
         <w:trPr>
@@ -1054,7 +1080,7 @@
         </w:trPr>
         <w:tc>
           <w:tcPr>
-            <w:tcW w:w="1931" w:type="dxa"/>
+            <w:tcW w:w="2937" w:type="dxa"/>
             <w:vMerge w:val="restart"/>
             <w:vAlign w:val="center"/>
           </w:tcPr>
@@ -1081,7 +1107,7 @@
         </w:tc>
         <w:tc>
           <w:tcPr>
-            <w:tcW w:w="5435" w:type="dxa"/>
+            <w:tcW w:w="4571" w:type="dxa"/>
             <w:gridSpan w:val="5"/>
             <w:vAlign w:val="center"/>
           </w:tcPr>
@@ -1108,7 +1134,7 @@
         </w:tc>
         <w:tc>
           <w:tcPr>
-            <w:tcW w:w="2557" w:type="dxa"/>
+            <w:tcW w:w="2415" w:type="dxa"/>
             <w:vMerge w:val="restart"/>
             <w:vAlign w:val="center"/>
           </w:tcPr>
@@ -1141,7 +1167,7 @@
         </w:trPr>
         <w:tc>
           <w:tcPr>
-            <w:tcW w:w="1931" w:type="dxa"/>
+            <w:tcW w:w="2937" w:type="dxa"/>
             <w:vMerge/>
           </w:tcPr>
           <w:p>
@@ -1158,7 +1184,7 @@
         </w:tc>
         <w:tc>
           <w:tcPr>
-            <w:tcW w:w="1017" w:type="dxa"/>
+            <w:tcW w:w="937" w:type="dxa"/>
             <w:vAlign w:val="center"/>
           </w:tcPr>
           <w:p>
@@ -1184,7 +1210,7 @@
         </w:tc>
         <w:tc>
           <w:tcPr>
-            <w:tcW w:w="926" w:type="dxa"/>
+            <w:tcW w:w="891" w:type="dxa"/>
             <w:vAlign w:val="center"/>
           </w:tcPr>
           <w:p>
@@ -1210,7 +1236,7 @@
         </w:tc>
         <w:tc>
           <w:tcPr>
-            <w:tcW w:w="1055" w:type="dxa"/>
+            <w:tcW w:w="1015" w:type="dxa"/>
             <w:vAlign w:val="center"/>
           </w:tcPr>
           <w:p>
@@ -1235,7 +1261,7 @@
         </w:tc>
         <w:tc>
           <w:tcPr>
-            <w:tcW w:w="1187" w:type="dxa"/>
+            <w:tcW w:w="1141" w:type="dxa"/>
             <w:vAlign w:val="center"/>
           </w:tcPr>
           <w:p>
@@ -1261,7 +1287,7 @@
         </w:tc>
         <w:tc>
           <w:tcPr>
-            <w:tcW w:w="1250" w:type="dxa"/>
+            <w:tcW w:w="587" w:type="dxa"/>
             <w:vAlign w:val="center"/>
           </w:tcPr>
           <w:p>
@@ -1287,7 +1313,7 @@
         </w:tc>
         <w:tc>
           <w:tcPr>
-            <w:tcW w:w="2557" w:type="dxa"/>
+            <w:tcW w:w="2415" w:type="dxa"/>
             <w:vMerge/>
           </w:tcPr>
           <w:p>
@@ -1310,7 +1336,7 @@
         </w:trPr>
         <w:tc>
           <w:tcPr>
-            <w:tcW w:w="1931" w:type="dxa"/>
+            <w:tcW w:w="2937" w:type="dxa"/>
           </w:tcPr>
           <w:p>
             <w:pPr>
@@ -1331,29 +1357,51 @@
                 <w:sz w:val="18"/>
                 <w:szCs w:val="18"/>
               </w:rPr>
-              <w:t>Levantamiento y análisis de requerimientos</w:t>
-            </w:r>
-          </w:p>
-        </w:tc>
-        <w:tc>
-          <w:tcPr>
-            <w:tcW w:w="1017" w:type="dxa"/>
-          </w:tcPr>
-          <w:p>
-            <w:pPr>
-              <w:jc w:val="center"/>
-              <w:rPr>
-                <w:b/>
-                <w:bCs/>
-                <w:sz w:val="18"/>
-                <w:szCs w:val="18"/>
-              </w:rPr>
-            </w:pPr>
-          </w:p>
-        </w:tc>
-        <w:tc>
-          <w:tcPr>
-            <w:tcW w:w="926" w:type="dxa"/>
+              <w:t>REALIZAR PRUEBAS DE CERTIFICACIÖN TANTO DE LOS PRODUCTOS COMO DE LOS</w:t>
+            </w:r>
+          </w:p>
+          <w:p>
+            <w:pPr>
+              <w:jc w:val="center"/>
+              <w:rPr>
+                <w:b/>
+                <w:bCs/>
+                <w:color w:val="000000" w:themeColor="text1"/>
+                <w:sz w:val="18"/>
+                <w:szCs w:val="18"/>
+              </w:rPr>
+            </w:pPr>
+            <w:r>
+              <w:rPr>
+                <w:b/>
+                <w:bCs/>
+                <w:color w:val="000000" w:themeColor="text1"/>
+                <w:sz w:val="18"/>
+                <w:szCs w:val="18"/>
+              </w:rPr>
+              <w:t>PROCESOS UTILIZANDO BUENAS PRÅCTICAS DEFINIDAS POR LA INDUSTRIA.</w:t>
+            </w:r>
+          </w:p>
+        </w:tc>
+        <w:tc>
+          <w:tcPr>
+            <w:tcW w:w="937" w:type="dxa"/>
+          </w:tcPr>
+          <w:p>
+            <w:pPr>
+              <w:jc w:val="center"/>
+              <w:rPr>
+                <w:b/>
+                <w:bCs/>
+                <w:sz w:val="18"/>
+                <w:szCs w:val="18"/>
+              </w:rPr>
+            </w:pPr>
+          </w:p>
+        </w:tc>
+        <w:tc>
+          <w:tcPr>
+            <w:tcW w:w="891" w:type="dxa"/>
           </w:tcPr>
           <w:p>
             <w:pPr>
@@ -1378,70 +1426,65 @@
         </w:tc>
         <w:tc>
           <w:tcPr>
-            <w:tcW w:w="1055" w:type="dxa"/>
-          </w:tcPr>
-          <w:p>
-            <w:pPr>
-              <w:jc w:val="center"/>
-              <w:rPr>
-                <w:b/>
-                <w:bCs/>
-                <w:sz w:val="18"/>
-                <w:szCs w:val="18"/>
-              </w:rPr>
-            </w:pPr>
-          </w:p>
-        </w:tc>
-        <w:tc>
-          <w:tcPr>
-            <w:tcW w:w="1187" w:type="dxa"/>
-          </w:tcPr>
-          <w:p>
-            <w:pPr>
-              <w:jc w:val="center"/>
-              <w:rPr>
-                <w:b/>
-                <w:bCs/>
-                <w:sz w:val="18"/>
-                <w:szCs w:val="18"/>
-              </w:rPr>
-            </w:pPr>
-          </w:p>
-        </w:tc>
-        <w:tc>
-          <w:tcPr>
-            <w:tcW w:w="1250" w:type="dxa"/>
-          </w:tcPr>
-          <w:p>
-            <w:pPr>
-              <w:jc w:val="center"/>
-              <w:rPr>
-                <w:b/>
-                <w:bCs/>
-                <w:sz w:val="18"/>
-                <w:szCs w:val="18"/>
-              </w:rPr>
-            </w:pPr>
-          </w:p>
-        </w:tc>
-        <w:tc>
-          <w:tcPr>
-            <w:tcW w:w="2557" w:type="dxa"/>
-          </w:tcPr>
-          <w:p>
-            <w:pPr>
-              <w:jc w:val="center"/>
-              <w:rPr>
-                <w:sz w:val="18"/>
-                <w:szCs w:val="18"/>
-              </w:rPr>
-            </w:pPr>
-            <w:r>
-              <w:rPr>
-                <w:sz w:val="18"/>
-                <w:szCs w:val="18"/>
-              </w:rPr>
-              <w:t>Tengo un buen dominio en la identificación de requerimientos y su análisis, aunque me falta perfeccionar técnicas más avanzadas para optimizar este proceso.</w:t>
+            <w:tcW w:w="1015" w:type="dxa"/>
+          </w:tcPr>
+          <w:p>
+            <w:pPr>
+              <w:jc w:val="center"/>
+              <w:rPr>
+                <w:b/>
+                <w:bCs/>
+                <w:sz w:val="18"/>
+                <w:szCs w:val="18"/>
+              </w:rPr>
+            </w:pPr>
+          </w:p>
+        </w:tc>
+        <w:tc>
+          <w:tcPr>
+            <w:tcW w:w="1141" w:type="dxa"/>
+          </w:tcPr>
+          <w:p>
+            <w:pPr>
+              <w:jc w:val="center"/>
+              <w:rPr>
+                <w:b/>
+                <w:bCs/>
+                <w:sz w:val="18"/>
+                <w:szCs w:val="18"/>
+              </w:rPr>
+            </w:pPr>
+          </w:p>
+        </w:tc>
+        <w:tc>
+          <w:tcPr>
+            <w:tcW w:w="587" w:type="dxa"/>
+          </w:tcPr>
+          <w:p>
+            <w:pPr>
+              <w:jc w:val="center"/>
+              <w:rPr>
+                <w:b/>
+                <w:bCs/>
+                <w:sz w:val="18"/>
+                <w:szCs w:val="18"/>
+              </w:rPr>
+            </w:pPr>
+          </w:p>
+        </w:tc>
+        <w:tc>
+          <w:tcPr>
+            <w:tcW w:w="2415" w:type="dxa"/>
+          </w:tcPr>
+          <w:p>
+            <w:pPr>
+              <w:jc w:val="center"/>
+            </w:pPr>
+            <w:r>
+              <w:t>Ma</w:t>
+            </w:r>
+            <w:r>
+              <w:t>nejo muy bien las pruebas y buenas prácticas, aunque me falta perfeccionar algunos aspectos.</w:t>
             </w:r>
           </w:p>
         </w:tc>
@@ -1453,7 +1496,7 @@
         </w:trPr>
         <w:tc>
           <w:tcPr>
-            <w:tcW w:w="1931" w:type="dxa"/>
+            <w:tcW w:w="2937" w:type="dxa"/>
           </w:tcPr>
           <w:p>
             <w:pPr>
@@ -1474,45 +1517,111 @@
                 <w:sz w:val="18"/>
                 <w:szCs w:val="18"/>
               </w:rPr>
-              <w:t>Programación</w:t>
-            </w:r>
-          </w:p>
-        </w:tc>
-        <w:tc>
-          <w:tcPr>
-            <w:tcW w:w="1017" w:type="dxa"/>
-          </w:tcPr>
-          <w:p>
-            <w:pPr>
-              <w:jc w:val="center"/>
-              <w:rPr>
-                <w:b/>
-                <w:bCs/>
-                <w:sz w:val="18"/>
-                <w:szCs w:val="18"/>
-              </w:rPr>
-            </w:pPr>
-          </w:p>
-        </w:tc>
-        <w:tc>
-          <w:tcPr>
-            <w:tcW w:w="926" w:type="dxa"/>
-          </w:tcPr>
-          <w:p>
-            <w:pPr>
-              <w:jc w:val="center"/>
-              <w:rPr>
-                <w:b/>
-                <w:bCs/>
-                <w:sz w:val="18"/>
-                <w:szCs w:val="18"/>
-              </w:rPr>
-            </w:pPr>
-          </w:p>
-        </w:tc>
-        <w:tc>
-          <w:tcPr>
-            <w:tcW w:w="1055" w:type="dxa"/>
+              <w:t>OFRECER PROPUESTAS DE SOLUCIÓN INFORMÁTICA ANALIZANDO DE FORMA</w:t>
+            </w:r>
+          </w:p>
+          <w:p>
+            <w:pPr>
+              <w:jc w:val="center"/>
+              <w:rPr>
+                <w:b/>
+                <w:bCs/>
+                <w:color w:val="000000" w:themeColor="text1"/>
+                <w:sz w:val="18"/>
+                <w:szCs w:val="18"/>
+              </w:rPr>
+            </w:pPr>
+            <w:r>
+              <w:rPr>
+                <w:b/>
+                <w:bCs/>
+                <w:color w:val="000000" w:themeColor="text1"/>
+                <w:sz w:val="18"/>
+                <w:szCs w:val="18"/>
+              </w:rPr>
+              <w:t xml:space="preserve">INTEGRAL LOS PROCESOS </w:t>
+            </w:r>
+            <w:proofErr w:type="gramStart"/>
+            <w:r>
+              <w:rPr>
+                <w:b/>
+                <w:bCs/>
+                <w:color w:val="000000" w:themeColor="text1"/>
+                <w:sz w:val="18"/>
+                <w:szCs w:val="18"/>
+              </w:rPr>
+              <w:t>DE ACUERDO A</w:t>
+            </w:r>
+            <w:proofErr w:type="gramEnd"/>
+            <w:r>
+              <w:rPr>
+                <w:b/>
+                <w:bCs/>
+                <w:color w:val="000000" w:themeColor="text1"/>
+                <w:sz w:val="18"/>
+                <w:szCs w:val="18"/>
+              </w:rPr>
+              <w:t xml:space="preserve"> LOS REQUERIMIENTOS DE LA</w:t>
+            </w:r>
+          </w:p>
+          <w:p>
+            <w:pPr>
+              <w:jc w:val="center"/>
+              <w:rPr>
+                <w:b/>
+                <w:bCs/>
+                <w:color w:val="000000" w:themeColor="text1"/>
+                <w:sz w:val="18"/>
+                <w:szCs w:val="18"/>
+              </w:rPr>
+            </w:pPr>
+            <w:r>
+              <w:rPr>
+                <w:b/>
+                <w:bCs/>
+                <w:color w:val="000000" w:themeColor="text1"/>
+                <w:sz w:val="18"/>
+                <w:szCs w:val="18"/>
+              </w:rPr>
+              <w:t>ORGANIZACIÓN.</w:t>
+            </w:r>
+          </w:p>
+        </w:tc>
+        <w:tc>
+          <w:tcPr>
+            <w:tcW w:w="937" w:type="dxa"/>
+          </w:tcPr>
+          <w:p>
+            <w:pPr>
+              <w:jc w:val="center"/>
+              <w:rPr>
+                <w:b/>
+                <w:bCs/>
+                <w:sz w:val="18"/>
+                <w:szCs w:val="18"/>
+              </w:rPr>
+            </w:pPr>
+          </w:p>
+        </w:tc>
+        <w:tc>
+          <w:tcPr>
+            <w:tcW w:w="891" w:type="dxa"/>
+          </w:tcPr>
+          <w:p>
+            <w:pPr>
+              <w:jc w:val="center"/>
+              <w:rPr>
+                <w:b/>
+                <w:bCs/>
+                <w:sz w:val="18"/>
+                <w:szCs w:val="18"/>
+              </w:rPr>
+            </w:pPr>
+          </w:p>
+        </w:tc>
+        <w:tc>
+          <w:tcPr>
+            <w:tcW w:w="1015" w:type="dxa"/>
           </w:tcPr>
           <w:p>
             <w:pPr>
@@ -1537,54 +1646,49 @@
         </w:tc>
         <w:tc>
           <w:tcPr>
-            <w:tcW w:w="1187" w:type="dxa"/>
-          </w:tcPr>
-          <w:p>
-            <w:pPr>
-              <w:jc w:val="center"/>
-              <w:rPr>
-                <w:b/>
-                <w:bCs/>
-                <w:sz w:val="18"/>
-                <w:szCs w:val="18"/>
-              </w:rPr>
-            </w:pPr>
-          </w:p>
-        </w:tc>
-        <w:tc>
-          <w:tcPr>
-            <w:tcW w:w="1250" w:type="dxa"/>
-          </w:tcPr>
-          <w:p>
-            <w:pPr>
-              <w:jc w:val="center"/>
-              <w:rPr>
-                <w:b/>
-                <w:bCs/>
-                <w:sz w:val="18"/>
-                <w:szCs w:val="18"/>
-              </w:rPr>
-            </w:pPr>
-          </w:p>
-        </w:tc>
-        <w:tc>
-          <w:tcPr>
-            <w:tcW w:w="2557" w:type="dxa"/>
-          </w:tcPr>
-          <w:p>
-            <w:pPr>
-              <w:jc w:val="center"/>
-              <w:rPr>
-                <w:sz w:val="18"/>
-                <w:szCs w:val="18"/>
-              </w:rPr>
-            </w:pPr>
-            <w:r>
-              <w:rPr>
-                <w:sz w:val="18"/>
-                <w:szCs w:val="18"/>
-              </w:rPr>
-              <w:t>Manejo los aspectos básicos de programación y puedo desarrollar soluciones funcionales, pero aún debo reforzar buenas prácticas y ampliar el dominio en distintos lenguajes.</w:t>
+            <w:tcW w:w="1141" w:type="dxa"/>
+          </w:tcPr>
+          <w:p>
+            <w:pPr>
+              <w:jc w:val="center"/>
+              <w:rPr>
+                <w:b/>
+                <w:bCs/>
+                <w:sz w:val="18"/>
+                <w:szCs w:val="18"/>
+              </w:rPr>
+            </w:pPr>
+          </w:p>
+        </w:tc>
+        <w:tc>
+          <w:tcPr>
+            <w:tcW w:w="587" w:type="dxa"/>
+          </w:tcPr>
+          <w:p>
+            <w:pPr>
+              <w:jc w:val="center"/>
+              <w:rPr>
+                <w:b/>
+                <w:bCs/>
+                <w:sz w:val="18"/>
+                <w:szCs w:val="18"/>
+              </w:rPr>
+            </w:pPr>
+          </w:p>
+        </w:tc>
+        <w:tc>
+          <w:tcPr>
+            <w:tcW w:w="2415" w:type="dxa"/>
+          </w:tcPr>
+          <w:p>
+            <w:pPr>
+              <w:jc w:val="center"/>
+            </w:pPr>
+            <w:r>
+              <w:t>C</w:t>
+            </w:r>
+            <w:r>
+              <w:t>umplo lo básico al proponer soluciones, pero necesito profundizar en el análisis integral.</w:t>
             </w:r>
           </w:p>
         </w:tc>
@@ -1596,48 +1700,104 @@
         </w:trPr>
         <w:tc>
           <w:tcPr>
-            <w:tcW w:w="1931" w:type="dxa"/>
-          </w:tcPr>
-          <w:p>
-            <w:pPr>
-              <w:jc w:val="center"/>
-              <w:rPr>
-                <w:b/>
-                <w:bCs/>
-                <w:sz w:val="18"/>
-                <w:szCs w:val="18"/>
-              </w:rPr>
-            </w:pPr>
-            <w:r>
-              <w:rPr>
-                <w:b/>
-                <w:bCs/>
-                <w:sz w:val="18"/>
-                <w:szCs w:val="18"/>
-              </w:rPr>
-              <w:t>Adaptación y/o integración de sistema computacionales</w:t>
-            </w:r>
-          </w:p>
-        </w:tc>
-        <w:tc>
-          <w:tcPr>
-            <w:tcW w:w="1017" w:type="dxa"/>
-          </w:tcPr>
-          <w:p>
-            <w:pPr>
-              <w:jc w:val="center"/>
-              <w:rPr>
-                <w:b/>
-                <w:bCs/>
-                <w:sz w:val="18"/>
-                <w:szCs w:val="18"/>
-              </w:rPr>
-            </w:pPr>
-          </w:p>
-        </w:tc>
-        <w:tc>
-          <w:tcPr>
-            <w:tcW w:w="926" w:type="dxa"/>
+            <w:tcW w:w="2937" w:type="dxa"/>
+          </w:tcPr>
+          <w:p>
+            <w:pPr>
+              <w:jc w:val="center"/>
+              <w:rPr>
+                <w:b/>
+                <w:bCs/>
+                <w:sz w:val="18"/>
+                <w:szCs w:val="18"/>
+              </w:rPr>
+            </w:pPr>
+            <w:r>
+              <w:rPr>
+                <w:b/>
+                <w:bCs/>
+                <w:sz w:val="18"/>
+                <w:szCs w:val="18"/>
+              </w:rPr>
+              <w:t>GESTIONAR PROYECTOS INFORMÁTICOS, OFRECIENDO ALTERNATIVAS PARA LA TOMA</w:t>
+            </w:r>
+          </w:p>
+          <w:p>
+            <w:pPr>
+              <w:jc w:val="center"/>
+              <w:rPr>
+                <w:b/>
+                <w:bCs/>
+                <w:sz w:val="18"/>
+                <w:szCs w:val="18"/>
+              </w:rPr>
+            </w:pPr>
+            <w:r>
+              <w:rPr>
+                <w:b/>
+                <w:bCs/>
+                <w:sz w:val="18"/>
+                <w:szCs w:val="18"/>
+              </w:rPr>
+              <w:t xml:space="preserve">DE DECISIONES </w:t>
+            </w:r>
+            <w:proofErr w:type="gramStart"/>
+            <w:r>
+              <w:rPr>
+                <w:b/>
+                <w:bCs/>
+                <w:sz w:val="18"/>
+                <w:szCs w:val="18"/>
+              </w:rPr>
+              <w:t>DE ACUERDO A</w:t>
+            </w:r>
+            <w:proofErr w:type="gramEnd"/>
+            <w:r>
+              <w:rPr>
+                <w:b/>
+                <w:bCs/>
+                <w:sz w:val="18"/>
+                <w:szCs w:val="18"/>
+              </w:rPr>
+              <w:t xml:space="preserve"> LOS REQUERIMIENTOS DE LA ORGANIZACIÓN.</w:t>
+            </w:r>
+          </w:p>
+        </w:tc>
+        <w:tc>
+          <w:tcPr>
+            <w:tcW w:w="937" w:type="dxa"/>
+          </w:tcPr>
+          <w:p>
+            <w:pPr>
+              <w:jc w:val="center"/>
+              <w:rPr>
+                <w:b/>
+                <w:bCs/>
+                <w:sz w:val="18"/>
+                <w:szCs w:val="18"/>
+              </w:rPr>
+            </w:pPr>
+          </w:p>
+        </w:tc>
+        <w:tc>
+          <w:tcPr>
+            <w:tcW w:w="891" w:type="dxa"/>
+          </w:tcPr>
+          <w:p>
+            <w:pPr>
+              <w:jc w:val="center"/>
+              <w:rPr>
+                <w:b/>
+                <w:bCs/>
+                <w:sz w:val="18"/>
+                <w:szCs w:val="18"/>
+              </w:rPr>
+            </w:pPr>
+          </w:p>
+        </w:tc>
+        <w:tc>
+          <w:tcPr>
+            <w:tcW w:w="1015" w:type="dxa"/>
           </w:tcPr>
           <w:p>
             <w:pPr>
@@ -1662,70 +1822,49 @@
         </w:tc>
         <w:tc>
           <w:tcPr>
-            <w:tcW w:w="1055" w:type="dxa"/>
-          </w:tcPr>
-          <w:p>
-            <w:pPr>
-              <w:jc w:val="center"/>
-              <w:rPr>
-                <w:b/>
-                <w:bCs/>
-                <w:sz w:val="18"/>
-                <w:szCs w:val="18"/>
-              </w:rPr>
-            </w:pPr>
-          </w:p>
-        </w:tc>
-        <w:tc>
-          <w:tcPr>
-            <w:tcW w:w="1187" w:type="dxa"/>
-          </w:tcPr>
-          <w:p>
-            <w:pPr>
-              <w:jc w:val="center"/>
-              <w:rPr>
-                <w:b/>
-                <w:bCs/>
-                <w:sz w:val="18"/>
-                <w:szCs w:val="18"/>
-              </w:rPr>
-            </w:pPr>
-          </w:p>
-        </w:tc>
-        <w:tc>
-          <w:tcPr>
-            <w:tcW w:w="1250" w:type="dxa"/>
-          </w:tcPr>
-          <w:p>
-            <w:pPr>
-              <w:jc w:val="center"/>
-              <w:rPr>
-                <w:b/>
-                <w:bCs/>
-                <w:sz w:val="18"/>
-                <w:szCs w:val="18"/>
-              </w:rPr>
-            </w:pPr>
-          </w:p>
-        </w:tc>
-        <w:tc>
-          <w:tcPr>
-            <w:tcW w:w="2557" w:type="dxa"/>
-          </w:tcPr>
-          <w:p>
-            <w:pPr>
-              <w:jc w:val="center"/>
-              <w:rPr>
-                <w:sz w:val="18"/>
-                <w:szCs w:val="18"/>
-              </w:rPr>
-            </w:pPr>
-            <w:r>
-              <w:rPr>
-                <w:sz w:val="18"/>
-                <w:szCs w:val="18"/>
-              </w:rPr>
-              <w:t>Tengo un buen nivel en la integración de sistemas, ya que me he enfrentado a distintos entornos, aunque me falta experiencia en proyectos más complejos.</w:t>
+            <w:tcW w:w="1141" w:type="dxa"/>
+          </w:tcPr>
+          <w:p>
+            <w:pPr>
+              <w:jc w:val="center"/>
+              <w:rPr>
+                <w:b/>
+                <w:bCs/>
+                <w:sz w:val="18"/>
+                <w:szCs w:val="18"/>
+              </w:rPr>
+            </w:pPr>
+          </w:p>
+        </w:tc>
+        <w:tc>
+          <w:tcPr>
+            <w:tcW w:w="587" w:type="dxa"/>
+          </w:tcPr>
+          <w:p>
+            <w:pPr>
+              <w:jc w:val="center"/>
+              <w:rPr>
+                <w:b/>
+                <w:bCs/>
+                <w:sz w:val="18"/>
+                <w:szCs w:val="18"/>
+              </w:rPr>
+            </w:pPr>
+          </w:p>
+        </w:tc>
+        <w:tc>
+          <w:tcPr>
+            <w:tcW w:w="2415" w:type="dxa"/>
+          </w:tcPr>
+          <w:p>
+            <w:pPr>
+              <w:jc w:val="center"/>
+            </w:pPr>
+            <w:r>
+              <w:t>T</w:t>
+            </w:r>
+            <w:r>
+              <w:t>engo nociones básicas de gestión y alternativas, pero debo reforzar metodologías.</w:t>
             </w:r>
           </w:p>
         </w:tc>
@@ -1737,48 +1876,88 @@
         </w:trPr>
         <w:tc>
           <w:tcPr>
-            <w:tcW w:w="1931" w:type="dxa"/>
-          </w:tcPr>
-          <w:p>
-            <w:pPr>
-              <w:jc w:val="center"/>
-              <w:rPr>
-                <w:b/>
-                <w:bCs/>
-                <w:sz w:val="18"/>
-                <w:szCs w:val="18"/>
-              </w:rPr>
-            </w:pPr>
-            <w:r>
-              <w:rPr>
-                <w:b/>
-                <w:bCs/>
-                <w:sz w:val="18"/>
-                <w:szCs w:val="18"/>
-              </w:rPr>
-              <w:t>Integración de tecnologías de información</w:t>
-            </w:r>
-          </w:p>
-        </w:tc>
-        <w:tc>
-          <w:tcPr>
-            <w:tcW w:w="1017" w:type="dxa"/>
-          </w:tcPr>
-          <w:p>
-            <w:pPr>
-              <w:jc w:val="center"/>
-              <w:rPr>
-                <w:b/>
-                <w:bCs/>
-                <w:sz w:val="18"/>
-                <w:szCs w:val="18"/>
-              </w:rPr>
-            </w:pPr>
-          </w:p>
-        </w:tc>
-        <w:tc>
-          <w:tcPr>
-            <w:tcW w:w="926" w:type="dxa"/>
+            <w:tcW w:w="2937" w:type="dxa"/>
+          </w:tcPr>
+          <w:p>
+            <w:pPr>
+              <w:jc w:val="center"/>
+              <w:rPr>
+                <w:b/>
+                <w:bCs/>
+                <w:sz w:val="18"/>
+                <w:szCs w:val="18"/>
+              </w:rPr>
+            </w:pPr>
+            <w:r>
+              <w:rPr>
+                <w:b/>
+                <w:bCs/>
+                <w:sz w:val="18"/>
+                <w:szCs w:val="18"/>
+              </w:rPr>
+              <w:t>CONSTRUIR MODELOS DE DATOS PARA SOPORTAR LOS REQUERIMIENTOS DE LA</w:t>
+            </w:r>
+          </w:p>
+          <w:p>
+            <w:pPr>
+              <w:jc w:val="center"/>
+              <w:rPr>
+                <w:b/>
+                <w:bCs/>
+                <w:sz w:val="18"/>
+                <w:szCs w:val="18"/>
+              </w:rPr>
+            </w:pPr>
+            <w:r>
+              <w:rPr>
+                <w:b/>
+                <w:bCs/>
+                <w:sz w:val="18"/>
+                <w:szCs w:val="18"/>
+              </w:rPr>
+              <w:t xml:space="preserve">ORGANIZACIÓN </w:t>
+            </w:r>
+            <w:proofErr w:type="gramStart"/>
+            <w:r>
+              <w:rPr>
+                <w:b/>
+                <w:bCs/>
+                <w:sz w:val="18"/>
+                <w:szCs w:val="18"/>
+              </w:rPr>
+              <w:t>DE ACUERDO A</w:t>
+            </w:r>
+            <w:proofErr w:type="gramEnd"/>
+            <w:r>
+              <w:rPr>
+                <w:b/>
+                <w:bCs/>
+                <w:sz w:val="18"/>
+                <w:szCs w:val="18"/>
+              </w:rPr>
+              <w:t xml:space="preserve"> UN DISEÑO DEFINIDO Y ESCALABLE EN EL TIEMPO.</w:t>
+            </w:r>
+          </w:p>
+        </w:tc>
+        <w:tc>
+          <w:tcPr>
+            <w:tcW w:w="937" w:type="dxa"/>
+          </w:tcPr>
+          <w:p>
+            <w:pPr>
+              <w:jc w:val="center"/>
+              <w:rPr>
+                <w:b/>
+                <w:bCs/>
+                <w:sz w:val="18"/>
+                <w:szCs w:val="18"/>
+              </w:rPr>
+            </w:pPr>
+          </w:p>
+        </w:tc>
+        <w:tc>
+          <w:tcPr>
+            <w:tcW w:w="891" w:type="dxa"/>
           </w:tcPr>
           <w:p>
             <w:pPr>
@@ -1803,70 +1982,65 @@
         </w:tc>
         <w:tc>
           <w:tcPr>
-            <w:tcW w:w="1055" w:type="dxa"/>
-          </w:tcPr>
-          <w:p>
-            <w:pPr>
-              <w:jc w:val="center"/>
-              <w:rPr>
-                <w:b/>
-                <w:bCs/>
-                <w:sz w:val="18"/>
-                <w:szCs w:val="18"/>
-              </w:rPr>
-            </w:pPr>
-          </w:p>
-        </w:tc>
-        <w:tc>
-          <w:tcPr>
-            <w:tcW w:w="1187" w:type="dxa"/>
-          </w:tcPr>
-          <w:p>
-            <w:pPr>
-              <w:jc w:val="center"/>
-              <w:rPr>
-                <w:b/>
-                <w:bCs/>
-                <w:sz w:val="18"/>
-                <w:szCs w:val="18"/>
-              </w:rPr>
-            </w:pPr>
-          </w:p>
-        </w:tc>
-        <w:tc>
-          <w:tcPr>
-            <w:tcW w:w="1250" w:type="dxa"/>
-          </w:tcPr>
-          <w:p>
-            <w:pPr>
-              <w:jc w:val="center"/>
-              <w:rPr>
-                <w:b/>
-                <w:bCs/>
-                <w:sz w:val="18"/>
-                <w:szCs w:val="18"/>
-              </w:rPr>
-            </w:pPr>
-          </w:p>
-        </w:tc>
-        <w:tc>
-          <w:tcPr>
-            <w:tcW w:w="2557" w:type="dxa"/>
-          </w:tcPr>
-          <w:p>
-            <w:pPr>
-              <w:jc w:val="center"/>
-              <w:rPr>
-                <w:sz w:val="18"/>
-                <w:szCs w:val="18"/>
-              </w:rPr>
-            </w:pPr>
-            <w:r>
-              <w:rPr>
-                <w:sz w:val="18"/>
-                <w:szCs w:val="18"/>
-              </w:rPr>
-              <w:t>Poseo un dominio sólido en la integración de tecnologías, lo que me permite resolver la mayoría de los desafíos, aunque aún debo mejorar en herramientas más recientes.</w:t>
+            <w:tcW w:w="1015" w:type="dxa"/>
+          </w:tcPr>
+          <w:p>
+            <w:pPr>
+              <w:jc w:val="center"/>
+              <w:rPr>
+                <w:b/>
+                <w:bCs/>
+                <w:sz w:val="18"/>
+                <w:szCs w:val="18"/>
+              </w:rPr>
+            </w:pPr>
+          </w:p>
+        </w:tc>
+        <w:tc>
+          <w:tcPr>
+            <w:tcW w:w="1141" w:type="dxa"/>
+          </w:tcPr>
+          <w:p>
+            <w:pPr>
+              <w:jc w:val="center"/>
+              <w:rPr>
+                <w:b/>
+                <w:bCs/>
+                <w:sz w:val="18"/>
+                <w:szCs w:val="18"/>
+              </w:rPr>
+            </w:pPr>
+          </w:p>
+        </w:tc>
+        <w:tc>
+          <w:tcPr>
+            <w:tcW w:w="587" w:type="dxa"/>
+          </w:tcPr>
+          <w:p>
+            <w:pPr>
+              <w:jc w:val="center"/>
+              <w:rPr>
+                <w:b/>
+                <w:bCs/>
+                <w:sz w:val="18"/>
+                <w:szCs w:val="18"/>
+              </w:rPr>
+            </w:pPr>
+          </w:p>
+        </w:tc>
+        <w:tc>
+          <w:tcPr>
+            <w:tcW w:w="2415" w:type="dxa"/>
+          </w:tcPr>
+          <w:p>
+            <w:pPr>
+              <w:jc w:val="center"/>
+            </w:pPr>
+            <w:r>
+              <w:t>C</w:t>
+            </w:r>
+            <w:r>
+              <w:t>onstruyo modelos escalables con buen dominio, aunque puedo mejorar detalles técnicos.</w:t>
             </w:r>
           </w:p>
         </w:tc>
@@ -1878,48 +2052,108 @@
         </w:trPr>
         <w:tc>
           <w:tcPr>
-            <w:tcW w:w="1931" w:type="dxa"/>
-          </w:tcPr>
-          <w:p>
-            <w:pPr>
-              <w:jc w:val="center"/>
-              <w:rPr>
-                <w:b/>
-                <w:bCs/>
-                <w:sz w:val="18"/>
-                <w:szCs w:val="18"/>
-              </w:rPr>
-            </w:pPr>
-            <w:r>
-              <w:rPr>
-                <w:b/>
-                <w:bCs/>
-                <w:sz w:val="18"/>
-                <w:szCs w:val="18"/>
-              </w:rPr>
-              <w:t>Desarrollo de soluciones tecnológicas</w:t>
-            </w:r>
-          </w:p>
-        </w:tc>
-        <w:tc>
-          <w:tcPr>
-            <w:tcW w:w="1017" w:type="dxa"/>
-          </w:tcPr>
-          <w:p>
-            <w:pPr>
-              <w:jc w:val="center"/>
-              <w:rPr>
-                <w:b/>
-                <w:bCs/>
-                <w:sz w:val="18"/>
-                <w:szCs w:val="18"/>
-              </w:rPr>
-            </w:pPr>
-          </w:p>
-        </w:tc>
-        <w:tc>
-          <w:tcPr>
-            <w:tcW w:w="926" w:type="dxa"/>
+            <w:tcW w:w="2937" w:type="dxa"/>
+          </w:tcPr>
+          <w:p>
+            <w:pPr>
+              <w:jc w:val="center"/>
+              <w:rPr>
+                <w:b/>
+                <w:bCs/>
+                <w:sz w:val="18"/>
+                <w:szCs w:val="18"/>
+              </w:rPr>
+            </w:pPr>
+            <w:r>
+              <w:rPr>
+                <w:b/>
+                <w:bCs/>
+                <w:sz w:val="18"/>
+                <w:szCs w:val="18"/>
+              </w:rPr>
+              <w:t>DESARROLLAR LA TRANSFORMACIÓN DE GRANDES VOLÚMENES DE DATOS PARA LA</w:t>
+            </w:r>
+          </w:p>
+          <w:p>
+            <w:pPr>
+              <w:jc w:val="center"/>
+              <w:rPr>
+                <w:b/>
+                <w:bCs/>
+                <w:sz w:val="18"/>
+                <w:szCs w:val="18"/>
+              </w:rPr>
+            </w:pPr>
+            <w:r>
+              <w:rPr>
+                <w:b/>
+                <w:bCs/>
+                <w:sz w:val="18"/>
+                <w:szCs w:val="18"/>
+              </w:rPr>
+              <w:t>OBTENCIÓN DE INFORMACIÓN Y CONOCIMIENTO DE LA ORGANIZACIÓN A FIN DE</w:t>
+            </w:r>
+          </w:p>
+          <w:p>
+            <w:pPr>
+              <w:jc w:val="center"/>
+              <w:rPr>
+                <w:b/>
+                <w:bCs/>
+                <w:sz w:val="18"/>
+                <w:szCs w:val="18"/>
+              </w:rPr>
+            </w:pPr>
+            <w:r>
+              <w:rPr>
+                <w:b/>
+                <w:bCs/>
+                <w:sz w:val="18"/>
+                <w:szCs w:val="18"/>
+              </w:rPr>
+              <w:t>APOYAR LA TOMA DE DECISIONES Y LA MEJORA DE LOS PROCESOS DE NEGOCIOS, DE</w:t>
+            </w:r>
+          </w:p>
+          <w:p>
+            <w:pPr>
+              <w:jc w:val="center"/>
+              <w:rPr>
+                <w:b/>
+                <w:bCs/>
+                <w:sz w:val="18"/>
+                <w:szCs w:val="18"/>
+              </w:rPr>
+            </w:pPr>
+            <w:r>
+              <w:rPr>
+                <w:b/>
+                <w:bCs/>
+                <w:sz w:val="18"/>
+                <w:szCs w:val="18"/>
+              </w:rPr>
+              <w:t>ACUERDO A LAS NECESIDADES DE LA ORGANIZACIÓN.</w:t>
+            </w:r>
+          </w:p>
+        </w:tc>
+        <w:tc>
+          <w:tcPr>
+            <w:tcW w:w="937" w:type="dxa"/>
+          </w:tcPr>
+          <w:p>
+            <w:pPr>
+              <w:jc w:val="center"/>
+              <w:rPr>
+                <w:b/>
+                <w:bCs/>
+                <w:sz w:val="18"/>
+                <w:szCs w:val="18"/>
+              </w:rPr>
+            </w:pPr>
+          </w:p>
+        </w:tc>
+        <w:tc>
+          <w:tcPr>
+            <w:tcW w:w="891" w:type="dxa"/>
           </w:tcPr>
           <w:p>
             <w:pPr>
@@ -1944,70 +2178,65 @@
         </w:tc>
         <w:tc>
           <w:tcPr>
-            <w:tcW w:w="1055" w:type="dxa"/>
-          </w:tcPr>
-          <w:p>
-            <w:pPr>
-              <w:jc w:val="center"/>
-              <w:rPr>
-                <w:b/>
-                <w:bCs/>
-                <w:sz w:val="18"/>
-                <w:szCs w:val="18"/>
-              </w:rPr>
-            </w:pPr>
-          </w:p>
-        </w:tc>
-        <w:tc>
-          <w:tcPr>
-            <w:tcW w:w="1187" w:type="dxa"/>
-          </w:tcPr>
-          <w:p>
-            <w:pPr>
-              <w:jc w:val="center"/>
-              <w:rPr>
-                <w:b/>
-                <w:bCs/>
-                <w:sz w:val="18"/>
-                <w:szCs w:val="18"/>
-              </w:rPr>
-            </w:pPr>
-          </w:p>
-        </w:tc>
-        <w:tc>
-          <w:tcPr>
-            <w:tcW w:w="1250" w:type="dxa"/>
-          </w:tcPr>
-          <w:p>
-            <w:pPr>
-              <w:jc w:val="center"/>
-              <w:rPr>
-                <w:b/>
-                <w:bCs/>
-                <w:sz w:val="18"/>
-                <w:szCs w:val="18"/>
-              </w:rPr>
-            </w:pPr>
-          </w:p>
-        </w:tc>
-        <w:tc>
-          <w:tcPr>
-            <w:tcW w:w="2557" w:type="dxa"/>
-          </w:tcPr>
-          <w:p>
-            <w:pPr>
-              <w:jc w:val="center"/>
-              <w:rPr>
-                <w:sz w:val="18"/>
-                <w:szCs w:val="18"/>
-              </w:rPr>
-            </w:pPr>
-            <w:r>
-              <w:rPr>
-                <w:sz w:val="18"/>
-                <w:szCs w:val="18"/>
-              </w:rPr>
-              <w:t>Soy capaz de proponer y construir soluciones adecuadas a diferentes problemas, aunque todavía debo reforzar aspectos de innovación y optimización.</w:t>
+            <w:tcW w:w="1015" w:type="dxa"/>
+          </w:tcPr>
+          <w:p>
+            <w:pPr>
+              <w:jc w:val="center"/>
+              <w:rPr>
+                <w:b/>
+                <w:bCs/>
+                <w:sz w:val="18"/>
+                <w:szCs w:val="18"/>
+              </w:rPr>
+            </w:pPr>
+          </w:p>
+        </w:tc>
+        <w:tc>
+          <w:tcPr>
+            <w:tcW w:w="1141" w:type="dxa"/>
+          </w:tcPr>
+          <w:p>
+            <w:pPr>
+              <w:jc w:val="center"/>
+              <w:rPr>
+                <w:b/>
+                <w:bCs/>
+                <w:sz w:val="18"/>
+                <w:szCs w:val="18"/>
+              </w:rPr>
+            </w:pPr>
+          </w:p>
+        </w:tc>
+        <w:tc>
+          <w:tcPr>
+            <w:tcW w:w="587" w:type="dxa"/>
+          </w:tcPr>
+          <w:p>
+            <w:pPr>
+              <w:jc w:val="center"/>
+              <w:rPr>
+                <w:b/>
+                <w:bCs/>
+                <w:sz w:val="18"/>
+                <w:szCs w:val="18"/>
+              </w:rPr>
+            </w:pPr>
+          </w:p>
+        </w:tc>
+        <w:tc>
+          <w:tcPr>
+            <w:tcW w:w="2415" w:type="dxa"/>
+          </w:tcPr>
+          <w:p>
+            <w:pPr>
+              <w:jc w:val="center"/>
+            </w:pPr>
+            <w:r>
+              <w:t>T</w:t>
+            </w:r>
+            <w:r>
+              <w:t>ransformo y analizo datos con buen dominio, pero aún puedo optimizar procesos.</w:t>
             </w:r>
           </w:p>
         </w:tc>
@@ -2019,80 +2248,89 @@
         </w:trPr>
         <w:tc>
           <w:tcPr>
-            <w:tcW w:w="1931" w:type="dxa"/>
-          </w:tcPr>
-          <w:p>
-            <w:pPr>
-              <w:jc w:val="center"/>
-              <w:rPr>
-                <w:b/>
-                <w:bCs/>
-                <w:sz w:val="18"/>
-                <w:szCs w:val="18"/>
-              </w:rPr>
-            </w:pPr>
-            <w:r>
-              <w:rPr>
-                <w:b/>
-                <w:bCs/>
-                <w:sz w:val="18"/>
-                <w:szCs w:val="18"/>
-              </w:rPr>
-              <w:t>Seguridad de sistemas computacionales</w:t>
-            </w:r>
-          </w:p>
-        </w:tc>
-        <w:tc>
-          <w:tcPr>
-            <w:tcW w:w="1017" w:type="dxa"/>
-          </w:tcPr>
-          <w:p>
-            <w:pPr>
-              <w:jc w:val="center"/>
-              <w:rPr>
-                <w:b/>
-                <w:bCs/>
-                <w:sz w:val="18"/>
-                <w:szCs w:val="18"/>
-              </w:rPr>
-            </w:pPr>
-          </w:p>
-        </w:tc>
-        <w:tc>
-          <w:tcPr>
-            <w:tcW w:w="926" w:type="dxa"/>
-          </w:tcPr>
-          <w:p>
-            <w:pPr>
-              <w:jc w:val="center"/>
-              <w:rPr>
-                <w:b/>
-                <w:bCs/>
-                <w:sz w:val="18"/>
-                <w:szCs w:val="18"/>
-              </w:rPr>
-            </w:pPr>
-          </w:p>
-        </w:tc>
-        <w:tc>
-          <w:tcPr>
-            <w:tcW w:w="1055" w:type="dxa"/>
-          </w:tcPr>
-          <w:p>
-            <w:pPr>
-              <w:jc w:val="center"/>
-              <w:rPr>
-                <w:b/>
-                <w:bCs/>
-                <w:sz w:val="18"/>
-                <w:szCs w:val="18"/>
-              </w:rPr>
-            </w:pPr>
-          </w:p>
-        </w:tc>
-        <w:tc>
-          <w:tcPr>
-            <w:tcW w:w="1187" w:type="dxa"/>
+            <w:tcW w:w="2937" w:type="dxa"/>
+          </w:tcPr>
+          <w:p>
+            <w:pPr>
+              <w:jc w:val="center"/>
+              <w:rPr>
+                <w:b/>
+                <w:bCs/>
+                <w:sz w:val="18"/>
+                <w:szCs w:val="18"/>
+              </w:rPr>
+            </w:pPr>
+            <w:r>
+              <w:rPr>
+                <w:b/>
+                <w:bCs/>
+                <w:sz w:val="18"/>
+                <w:szCs w:val="18"/>
+              </w:rPr>
+              <w:lastRenderedPageBreak/>
+              <w:t>CONSTRUIR EL MODELO ARQUITECTÓNICO DE UNA SOLUCIÓN SISTÉMICA QUE</w:t>
+            </w:r>
+          </w:p>
+          <w:p>
+            <w:pPr>
+              <w:jc w:val="center"/>
+              <w:rPr>
+                <w:b/>
+                <w:bCs/>
+                <w:sz w:val="18"/>
+                <w:szCs w:val="18"/>
+              </w:rPr>
+            </w:pPr>
+            <w:r>
+              <w:rPr>
+                <w:b/>
+                <w:bCs/>
+                <w:sz w:val="18"/>
+                <w:szCs w:val="18"/>
+              </w:rPr>
+              <w:t>SOPORTE LOS PROCESOS DE NEGOCIO DE ACUERDO LOS REQUERIMIENTOS DE LA</w:t>
+            </w:r>
+          </w:p>
+          <w:p>
+            <w:pPr>
+              <w:jc w:val="center"/>
+              <w:rPr>
+                <w:b/>
+                <w:bCs/>
+                <w:sz w:val="18"/>
+                <w:szCs w:val="18"/>
+              </w:rPr>
+            </w:pPr>
+            <w:r>
+              <w:rPr>
+                <w:b/>
+                <w:bCs/>
+                <w:sz w:val="18"/>
+                <w:szCs w:val="18"/>
+              </w:rPr>
+              <w:t>ORGANIZACIÓN Y ESTÁNDARES INDUSTRIA.</w:t>
+            </w:r>
+          </w:p>
+        </w:tc>
+        <w:tc>
+          <w:tcPr>
+            <w:tcW w:w="937" w:type="dxa"/>
+          </w:tcPr>
+          <w:p>
+            <w:pPr>
+              <w:jc w:val="center"/>
+              <w:rPr>
+                <w:b/>
+                <w:bCs/>
+                <w:sz w:val="18"/>
+                <w:szCs w:val="18"/>
+              </w:rPr>
+            </w:pPr>
+          </w:p>
+        </w:tc>
+        <w:tc>
+          <w:tcPr>
+            <w:tcW w:w="891" w:type="dxa"/>
           </w:tcPr>
           <w:p>
             <w:pPr>
@@ -2117,38 +2355,65 @@
         </w:tc>
         <w:tc>
           <w:tcPr>
-            <w:tcW w:w="1250" w:type="dxa"/>
-          </w:tcPr>
-          <w:p>
-            <w:pPr>
-              <w:jc w:val="center"/>
-              <w:rPr>
-                <w:b/>
-                <w:bCs/>
-                <w:sz w:val="18"/>
-                <w:szCs w:val="18"/>
-              </w:rPr>
-            </w:pPr>
-          </w:p>
-        </w:tc>
-        <w:tc>
-          <w:tcPr>
-            <w:tcW w:w="2557" w:type="dxa"/>
-          </w:tcPr>
-          <w:p>
-            <w:pPr>
-              <w:jc w:val="center"/>
-              <w:rPr>
-                <w:sz w:val="18"/>
-                <w:szCs w:val="18"/>
-              </w:rPr>
-            </w:pPr>
-            <w:r>
-              <w:rPr>
-                <w:sz w:val="18"/>
-                <w:szCs w:val="18"/>
-              </w:rPr>
-              <w:t>Tengo conocimientos básicos en seguridad, pero necesito fortalecer mucho más este ámbito para poder aplicar medidas más completas y actualizadas.</w:t>
+            <w:tcW w:w="1015" w:type="dxa"/>
+          </w:tcPr>
+          <w:p>
+            <w:pPr>
+              <w:jc w:val="center"/>
+              <w:rPr>
+                <w:b/>
+                <w:bCs/>
+                <w:sz w:val="18"/>
+                <w:szCs w:val="18"/>
+              </w:rPr>
+            </w:pPr>
+          </w:p>
+        </w:tc>
+        <w:tc>
+          <w:tcPr>
+            <w:tcW w:w="1141" w:type="dxa"/>
+          </w:tcPr>
+          <w:p>
+            <w:pPr>
+              <w:jc w:val="center"/>
+              <w:rPr>
+                <w:b/>
+                <w:bCs/>
+                <w:sz w:val="18"/>
+                <w:szCs w:val="18"/>
+              </w:rPr>
+            </w:pPr>
+          </w:p>
+        </w:tc>
+        <w:tc>
+          <w:tcPr>
+            <w:tcW w:w="587" w:type="dxa"/>
+          </w:tcPr>
+          <w:p>
+            <w:pPr>
+              <w:jc w:val="center"/>
+              <w:rPr>
+                <w:b/>
+                <w:bCs/>
+                <w:sz w:val="18"/>
+                <w:szCs w:val="18"/>
+              </w:rPr>
+            </w:pPr>
+          </w:p>
+        </w:tc>
+        <w:tc>
+          <w:tcPr>
+            <w:tcW w:w="2415" w:type="dxa"/>
+          </w:tcPr>
+          <w:p>
+            <w:pPr>
+              <w:jc w:val="center"/>
+            </w:pPr>
+            <w:r>
+              <w:t>D</w:t>
+            </w:r>
+            <w:r>
+              <w:t>efino modelos arquitectónicos conforme a estándares, pero puedo reforzar aspectos técnicos.</w:t>
             </w:r>
           </w:p>
         </w:tc>
@@ -2160,80 +2425,104 @@
         </w:trPr>
         <w:tc>
           <w:tcPr>
-            <w:tcW w:w="1931" w:type="dxa"/>
-          </w:tcPr>
-          <w:p>
-            <w:pPr>
-              <w:jc w:val="center"/>
-              <w:rPr>
-                <w:b/>
-                <w:bCs/>
-                <w:sz w:val="18"/>
-                <w:szCs w:val="18"/>
-              </w:rPr>
-            </w:pPr>
-            <w:r>
-              <w:rPr>
-                <w:b/>
-                <w:bCs/>
-                <w:sz w:val="18"/>
-                <w:szCs w:val="18"/>
-              </w:rPr>
-              <w:t>Aseguramiento de la calidad del software</w:t>
-            </w:r>
-          </w:p>
-        </w:tc>
-        <w:tc>
-          <w:tcPr>
-            <w:tcW w:w="1017" w:type="dxa"/>
-          </w:tcPr>
-          <w:p>
-            <w:pPr>
-              <w:jc w:val="center"/>
-              <w:rPr>
-                <w:b/>
-                <w:bCs/>
-                <w:sz w:val="18"/>
-                <w:szCs w:val="18"/>
-              </w:rPr>
-            </w:pPr>
-          </w:p>
-        </w:tc>
-        <w:tc>
-          <w:tcPr>
-            <w:tcW w:w="926" w:type="dxa"/>
-          </w:tcPr>
-          <w:p>
-            <w:pPr>
-              <w:jc w:val="center"/>
-              <w:rPr>
-                <w:b/>
-                <w:bCs/>
-                <w:sz w:val="18"/>
-                <w:szCs w:val="18"/>
-              </w:rPr>
-            </w:pPr>
-          </w:p>
-        </w:tc>
-        <w:tc>
-          <w:tcPr>
-            <w:tcW w:w="1055" w:type="dxa"/>
-          </w:tcPr>
-          <w:p>
-            <w:pPr>
-              <w:jc w:val="center"/>
-              <w:rPr>
-                <w:b/>
-                <w:bCs/>
-                <w:sz w:val="18"/>
-                <w:szCs w:val="18"/>
-              </w:rPr>
-            </w:pPr>
-          </w:p>
-        </w:tc>
-        <w:tc>
-          <w:tcPr>
-            <w:tcW w:w="1187" w:type="dxa"/>
+            <w:tcW w:w="2937" w:type="dxa"/>
+          </w:tcPr>
+          <w:p>
+            <w:pPr>
+              <w:jc w:val="center"/>
+              <w:rPr>
+                <w:b/>
+                <w:bCs/>
+                <w:sz w:val="18"/>
+                <w:szCs w:val="18"/>
+              </w:rPr>
+            </w:pPr>
+            <w:r>
+              <w:rPr>
+                <w:b/>
+                <w:bCs/>
+                <w:sz w:val="18"/>
+                <w:szCs w:val="18"/>
+              </w:rPr>
+              <w:t>DESARROLLAR UNA SOLUCIÓN DE SOFTWARE UTILIZANDO TÉCNICAS QUE PERMITAN</w:t>
+            </w:r>
+          </w:p>
+          <w:p>
+            <w:pPr>
+              <w:jc w:val="center"/>
+              <w:rPr>
+                <w:b/>
+                <w:bCs/>
+                <w:sz w:val="18"/>
+                <w:szCs w:val="18"/>
+              </w:rPr>
+            </w:pPr>
+            <w:r>
+              <w:rPr>
+                <w:b/>
+                <w:bCs/>
+                <w:sz w:val="18"/>
+                <w:szCs w:val="18"/>
+              </w:rPr>
+              <w:t>SISTEMATIZAR EL PROCESO DE DESARROLLO Y MANTENIMIENTO, ASEGURANDO EL</w:t>
+            </w:r>
+          </w:p>
+          <w:p>
+            <w:pPr>
+              <w:jc w:val="center"/>
+              <w:rPr>
+                <w:b/>
+                <w:bCs/>
+                <w:sz w:val="18"/>
+                <w:szCs w:val="18"/>
+              </w:rPr>
+            </w:pPr>
+            <w:r>
+              <w:rPr>
+                <w:b/>
+                <w:bCs/>
+                <w:sz w:val="18"/>
+                <w:szCs w:val="18"/>
+              </w:rPr>
+              <w:t>LOGRO DE LOS OBJETIVOS.</w:t>
+            </w:r>
+          </w:p>
+        </w:tc>
+        <w:tc>
+          <w:tcPr>
+            <w:tcW w:w="937" w:type="dxa"/>
+          </w:tcPr>
+          <w:p>
+            <w:pPr>
+              <w:jc w:val="center"/>
+              <w:rPr>
+                <w:b/>
+                <w:bCs/>
+                <w:sz w:val="18"/>
+                <w:szCs w:val="18"/>
+              </w:rPr>
+            </w:pPr>
+          </w:p>
+        </w:tc>
+        <w:tc>
+          <w:tcPr>
+            <w:tcW w:w="891" w:type="dxa"/>
+          </w:tcPr>
+          <w:p>
+            <w:pPr>
+              <w:jc w:val="center"/>
+              <w:rPr>
+                <w:b/>
+                <w:bCs/>
+                <w:sz w:val="18"/>
+                <w:szCs w:val="18"/>
+              </w:rPr>
+            </w:pPr>
+          </w:p>
+        </w:tc>
+        <w:tc>
+          <w:tcPr>
+            <w:tcW w:w="1015" w:type="dxa"/>
           </w:tcPr>
           <w:p>
             <w:pPr>
@@ -2258,62 +2547,49 @@
         </w:tc>
         <w:tc>
           <w:tcPr>
-            <w:tcW w:w="1250" w:type="dxa"/>
-          </w:tcPr>
-          <w:p>
-            <w:pPr>
-              <w:jc w:val="center"/>
-              <w:rPr>
-                <w:b/>
-                <w:bCs/>
-                <w:sz w:val="18"/>
-                <w:szCs w:val="18"/>
-              </w:rPr>
-            </w:pPr>
-          </w:p>
-        </w:tc>
-        <w:tc>
-          <w:tcPr>
-            <w:tcW w:w="2557" w:type="dxa"/>
-          </w:tcPr>
-          <w:p>
-            <w:pPr>
-              <w:jc w:val="center"/>
-              <w:rPr>
-                <w:sz w:val="18"/>
-                <w:szCs w:val="18"/>
-              </w:rPr>
-            </w:pPr>
-            <w:r>
-              <w:rPr>
-                <w:sz w:val="18"/>
-                <w:szCs w:val="18"/>
-              </w:rPr>
-              <w:t xml:space="preserve">Conozco algunos aspectos de pruebas y calidad de software, pero debo reforzar </w:t>
-            </w:r>
-            <w:r>
-              <w:rPr>
-                <w:sz w:val="18"/>
-                <w:szCs w:val="18"/>
-              </w:rPr>
-              <w:lastRenderedPageBreak/>
-              <w:t xml:space="preserve">metodologías y herramientas de </w:t>
-            </w:r>
-            <w:proofErr w:type="spellStart"/>
-            <w:r>
-              <w:rPr>
-                <w:sz w:val="18"/>
-                <w:szCs w:val="18"/>
-              </w:rPr>
-              <w:t>testing</w:t>
-            </w:r>
-            <w:proofErr w:type="spellEnd"/>
-            <w:r>
-              <w:rPr>
-                <w:sz w:val="18"/>
-                <w:szCs w:val="18"/>
-              </w:rPr>
-              <w:t xml:space="preserve"> para lograr soluciones más robustas.</w:t>
+            <w:tcW w:w="1141" w:type="dxa"/>
+          </w:tcPr>
+          <w:p>
+            <w:pPr>
+              <w:jc w:val="center"/>
+              <w:rPr>
+                <w:b/>
+                <w:bCs/>
+                <w:sz w:val="18"/>
+                <w:szCs w:val="18"/>
+              </w:rPr>
+            </w:pPr>
+          </w:p>
+        </w:tc>
+        <w:tc>
+          <w:tcPr>
+            <w:tcW w:w="587" w:type="dxa"/>
+          </w:tcPr>
+          <w:p>
+            <w:pPr>
+              <w:jc w:val="center"/>
+              <w:rPr>
+                <w:b/>
+                <w:bCs/>
+                <w:sz w:val="18"/>
+                <w:szCs w:val="18"/>
+              </w:rPr>
+            </w:pPr>
+          </w:p>
+        </w:tc>
+        <w:tc>
+          <w:tcPr>
+            <w:tcW w:w="2415" w:type="dxa"/>
+          </w:tcPr>
+          <w:p>
+            <w:pPr>
+              <w:jc w:val="center"/>
+            </w:pPr>
+            <w:r>
+              <w:t>D</w:t>
+            </w:r>
+            <w:r>
+              <w:t>esarrollo soluciones aplicando técnicas básicas, pero debo mejorar sistematización y mantenimiento.</w:t>
             </w:r>
           </w:p>
         </w:tc>
@@ -2325,65 +2601,88 @@
         </w:trPr>
         <w:tc>
           <w:tcPr>
-            <w:tcW w:w="1931" w:type="dxa"/>
-          </w:tcPr>
-          <w:p>
-            <w:pPr>
-              <w:jc w:val="center"/>
-              <w:rPr>
-                <w:b/>
-                <w:bCs/>
-                <w:sz w:val="18"/>
-                <w:szCs w:val="18"/>
-              </w:rPr>
-            </w:pPr>
-            <w:r>
-              <w:rPr>
-                <w:b/>
-                <w:bCs/>
-                <w:sz w:val="18"/>
-                <w:szCs w:val="18"/>
-              </w:rPr>
-              <w:lastRenderedPageBreak/>
-              <w:t>Gestión de proyectos informáticos</w:t>
-            </w:r>
-          </w:p>
-        </w:tc>
-        <w:tc>
-          <w:tcPr>
-            <w:tcW w:w="1017" w:type="dxa"/>
-          </w:tcPr>
-          <w:p>
-            <w:pPr>
-              <w:jc w:val="center"/>
-              <w:rPr>
-                <w:b/>
-                <w:bCs/>
-                <w:sz w:val="18"/>
-                <w:szCs w:val="18"/>
-              </w:rPr>
-            </w:pPr>
-          </w:p>
-        </w:tc>
-        <w:tc>
-          <w:tcPr>
-            <w:tcW w:w="926" w:type="dxa"/>
-          </w:tcPr>
-          <w:p>
-            <w:pPr>
-              <w:jc w:val="center"/>
-              <w:rPr>
-                <w:b/>
-                <w:bCs/>
-                <w:sz w:val="18"/>
-                <w:szCs w:val="18"/>
-              </w:rPr>
-            </w:pPr>
-          </w:p>
-        </w:tc>
-        <w:tc>
-          <w:tcPr>
-            <w:tcW w:w="1055" w:type="dxa"/>
+            <w:tcW w:w="2937" w:type="dxa"/>
+          </w:tcPr>
+          <w:p>
+            <w:pPr>
+              <w:jc w:val="center"/>
+              <w:rPr>
+                <w:b/>
+                <w:bCs/>
+                <w:sz w:val="18"/>
+                <w:szCs w:val="18"/>
+              </w:rPr>
+            </w:pPr>
+            <w:r>
+              <w:rPr>
+                <w:b/>
+                <w:bCs/>
+                <w:sz w:val="18"/>
+                <w:szCs w:val="18"/>
+              </w:rPr>
+              <w:t>PROGRAMAR CONSULTAS O RUTINAS PARA MANIPULAR INFORMACIÓN DE UNA BASE</w:t>
+            </w:r>
+          </w:p>
+          <w:p>
+            <w:pPr>
+              <w:jc w:val="center"/>
+              <w:rPr>
+                <w:b/>
+                <w:bCs/>
+                <w:sz w:val="18"/>
+                <w:szCs w:val="18"/>
+              </w:rPr>
+            </w:pPr>
+            <w:r>
+              <w:rPr>
+                <w:b/>
+                <w:bCs/>
+                <w:sz w:val="18"/>
+                <w:szCs w:val="18"/>
+              </w:rPr>
+              <w:t xml:space="preserve">DE DATOS </w:t>
+            </w:r>
+            <w:proofErr w:type="gramStart"/>
+            <w:r>
+              <w:rPr>
+                <w:b/>
+                <w:bCs/>
+                <w:sz w:val="18"/>
+                <w:szCs w:val="18"/>
+              </w:rPr>
+              <w:t>DE ACUERDO A</w:t>
+            </w:r>
+            <w:proofErr w:type="gramEnd"/>
+            <w:r>
+              <w:rPr>
+                <w:b/>
+                <w:bCs/>
+                <w:sz w:val="18"/>
+                <w:szCs w:val="18"/>
+              </w:rPr>
+              <w:t xml:space="preserve"> LOS REQUERIMIENTOS DE LA ORGANIZACIÓN.</w:t>
+            </w:r>
+          </w:p>
+        </w:tc>
+        <w:tc>
+          <w:tcPr>
+            <w:tcW w:w="937" w:type="dxa"/>
+          </w:tcPr>
+          <w:p>
+            <w:pPr>
+              <w:jc w:val="center"/>
+              <w:rPr>
+                <w:b/>
+                <w:bCs/>
+                <w:sz w:val="18"/>
+                <w:szCs w:val="18"/>
+              </w:rPr>
+            </w:pPr>
+          </w:p>
+        </w:tc>
+        <w:tc>
+          <w:tcPr>
+            <w:tcW w:w="891" w:type="dxa"/>
           </w:tcPr>
           <w:p>
             <w:pPr>
@@ -2408,55 +2707,600 @@
         </w:tc>
         <w:tc>
           <w:tcPr>
-            <w:tcW w:w="1187" w:type="dxa"/>
-          </w:tcPr>
-          <w:p>
-            <w:pPr>
-              <w:jc w:val="center"/>
-              <w:rPr>
-                <w:b/>
-                <w:bCs/>
-                <w:sz w:val="18"/>
-                <w:szCs w:val="18"/>
-              </w:rPr>
-            </w:pPr>
-          </w:p>
-        </w:tc>
-        <w:tc>
-          <w:tcPr>
-            <w:tcW w:w="1250" w:type="dxa"/>
-          </w:tcPr>
-          <w:p>
-            <w:pPr>
-              <w:jc w:val="center"/>
-              <w:rPr>
-                <w:b/>
-                <w:bCs/>
-                <w:sz w:val="18"/>
-                <w:szCs w:val="18"/>
-              </w:rPr>
-            </w:pPr>
-          </w:p>
-        </w:tc>
-        <w:tc>
-          <w:tcPr>
-            <w:tcW w:w="2557" w:type="dxa"/>
-          </w:tcPr>
-          <w:p>
-            <w:pPr>
-              <w:jc w:val="center"/>
-              <w:rPr>
-                <w:sz w:val="18"/>
-                <w:szCs w:val="18"/>
-              </w:rPr>
-            </w:pPr>
-            <w:r>
-              <w:rPr>
-                <w:sz w:val="18"/>
-                <w:szCs w:val="18"/>
-              </w:rPr>
-              <w:t>Manejo conceptos y herramientas de gestión de proyectos, aunque me falta experiencia práctica en la coordinación de equipos y en metodologías ágiles.</w:t>
-            </w:r>
+            <w:tcW w:w="1015" w:type="dxa"/>
+          </w:tcPr>
+          <w:p>
+            <w:pPr>
+              <w:jc w:val="center"/>
+              <w:rPr>
+                <w:b/>
+                <w:bCs/>
+                <w:sz w:val="18"/>
+                <w:szCs w:val="18"/>
+              </w:rPr>
+            </w:pPr>
+          </w:p>
+        </w:tc>
+        <w:tc>
+          <w:tcPr>
+            <w:tcW w:w="1141" w:type="dxa"/>
+          </w:tcPr>
+          <w:p>
+            <w:pPr>
+              <w:jc w:val="center"/>
+              <w:rPr>
+                <w:b/>
+                <w:bCs/>
+                <w:sz w:val="18"/>
+                <w:szCs w:val="18"/>
+              </w:rPr>
+            </w:pPr>
+          </w:p>
+        </w:tc>
+        <w:tc>
+          <w:tcPr>
+            <w:tcW w:w="587" w:type="dxa"/>
+          </w:tcPr>
+          <w:p>
+            <w:pPr>
+              <w:jc w:val="center"/>
+              <w:rPr>
+                <w:b/>
+                <w:bCs/>
+                <w:sz w:val="18"/>
+                <w:szCs w:val="18"/>
+              </w:rPr>
+            </w:pPr>
+          </w:p>
+        </w:tc>
+        <w:tc>
+          <w:tcPr>
+            <w:tcW w:w="2415" w:type="dxa"/>
+          </w:tcPr>
+          <w:p>
+            <w:r>
+              <w:t>P</w:t>
+            </w:r>
+            <w:r>
+              <w:t>rogramo consultas y rutinas con buen dominio, aunque puedo perfeccionar procesos.</w:t>
+            </w:r>
+          </w:p>
+        </w:tc>
+      </w:tr>
+      <w:tr>
+        <w:trPr>
+          <w:trHeight w:val="576"/>
+          <w:jc w:val="center"/>
+        </w:trPr>
+        <w:tc>
+          <w:tcPr>
+            <w:tcW w:w="2937" w:type="dxa"/>
+          </w:tcPr>
+          <w:p>
+            <w:pPr>
+              <w:jc w:val="center"/>
+              <w:rPr>
+                <w:b/>
+                <w:bCs/>
+                <w:sz w:val="18"/>
+                <w:szCs w:val="18"/>
+              </w:rPr>
+            </w:pPr>
+            <w:r>
+              <w:rPr>
+                <w:b/>
+                <w:bCs/>
+                <w:sz w:val="18"/>
+                <w:szCs w:val="18"/>
+              </w:rPr>
+              <w:t>CONSTRUIR PROGRAMAS Y RUTINAS DE VARIADA COMPLEJIDAD PARA DAR SOLUCIÓN</w:t>
+            </w:r>
+          </w:p>
+          <w:p>
+            <w:pPr>
+              <w:jc w:val="center"/>
+              <w:rPr>
+                <w:b/>
+                <w:bCs/>
+                <w:sz w:val="18"/>
+                <w:szCs w:val="18"/>
+              </w:rPr>
+            </w:pPr>
+            <w:r>
+              <w:rPr>
+                <w:b/>
+                <w:bCs/>
+                <w:sz w:val="18"/>
+                <w:szCs w:val="18"/>
+              </w:rPr>
+              <w:t>A REQUERIMIENTOS DE LA ORGANIZACIÓN, ACORDES A TECNOLOGÍAS DE MERCADO Y</w:t>
+            </w:r>
+          </w:p>
+          <w:p>
+            <w:pPr>
+              <w:jc w:val="center"/>
+              <w:rPr>
+                <w:b/>
+                <w:bCs/>
+                <w:sz w:val="18"/>
+                <w:szCs w:val="18"/>
+              </w:rPr>
+            </w:pPr>
+            <w:r>
+              <w:rPr>
+                <w:b/>
+                <w:bCs/>
+                <w:sz w:val="18"/>
+                <w:szCs w:val="18"/>
+              </w:rPr>
+              <w:t>UTILIZANDO BUENAS PRÁCTICAS DE CODIFICACIÓN</w:t>
+            </w:r>
+          </w:p>
+        </w:tc>
+        <w:tc>
+          <w:tcPr>
+            <w:tcW w:w="937" w:type="dxa"/>
+          </w:tcPr>
+          <w:p>
+            <w:pPr>
+              <w:jc w:val="center"/>
+              <w:rPr>
+                <w:b/>
+                <w:bCs/>
+                <w:sz w:val="18"/>
+                <w:szCs w:val="18"/>
+              </w:rPr>
+            </w:pPr>
+          </w:p>
+        </w:tc>
+        <w:tc>
+          <w:tcPr>
+            <w:tcW w:w="891" w:type="dxa"/>
+          </w:tcPr>
+          <w:p>
+            <w:pPr>
+              <w:jc w:val="center"/>
+              <w:rPr>
+                <w:b/>
+                <w:bCs/>
+                <w:sz w:val="18"/>
+                <w:szCs w:val="18"/>
+              </w:rPr>
+            </w:pPr>
+          </w:p>
+        </w:tc>
+        <w:tc>
+          <w:tcPr>
+            <w:tcW w:w="1015" w:type="dxa"/>
+          </w:tcPr>
+          <w:p>
+            <w:pPr>
+              <w:jc w:val="center"/>
+              <w:rPr>
+                <w:b/>
+                <w:bCs/>
+                <w:sz w:val="18"/>
+                <w:szCs w:val="18"/>
+              </w:rPr>
+            </w:pPr>
+            <w:r>
+              <w:rPr>
+                <w:b/>
+                <w:bCs/>
+                <w:sz w:val="18"/>
+                <w:szCs w:val="18"/>
+              </w:rPr>
+              <w:t>X</w:t>
+            </w:r>
+          </w:p>
+        </w:tc>
+        <w:tc>
+          <w:tcPr>
+            <w:tcW w:w="1141" w:type="dxa"/>
+          </w:tcPr>
+          <w:p>
+            <w:pPr>
+              <w:jc w:val="center"/>
+              <w:rPr>
+                <w:b/>
+                <w:bCs/>
+                <w:sz w:val="18"/>
+                <w:szCs w:val="18"/>
+              </w:rPr>
+            </w:pPr>
+          </w:p>
+        </w:tc>
+        <w:tc>
+          <w:tcPr>
+            <w:tcW w:w="587" w:type="dxa"/>
+          </w:tcPr>
+          <w:p>
+            <w:pPr>
+              <w:jc w:val="center"/>
+              <w:rPr>
+                <w:b/>
+                <w:bCs/>
+                <w:sz w:val="18"/>
+                <w:szCs w:val="18"/>
+              </w:rPr>
+            </w:pPr>
+          </w:p>
+        </w:tc>
+        <w:tc>
+          <w:tcPr>
+            <w:tcW w:w="2415" w:type="dxa"/>
+          </w:tcPr>
+          <w:p>
+            <w:pPr>
+              <w:jc w:val="center"/>
+            </w:pPr>
+            <w:r>
+              <w:t>C</w:t>
+            </w:r>
+            <w:r>
+              <w:t>onstruyo rutinas básicas, pero debo reforzar tecnologías y buenas prácticas avanzadas.</w:t>
+            </w:r>
+          </w:p>
+        </w:tc>
+      </w:tr>
+      <w:tr>
+        <w:trPr>
+          <w:trHeight w:val="576"/>
+          <w:jc w:val="center"/>
+        </w:trPr>
+        <w:tc>
+          <w:tcPr>
+            <w:tcW w:w="2937" w:type="dxa"/>
+          </w:tcPr>
+          <w:p>
+            <w:pPr>
+              <w:jc w:val="center"/>
+              <w:rPr>
+                <w:b/>
+                <w:bCs/>
+                <w:sz w:val="18"/>
+                <w:szCs w:val="18"/>
+              </w:rPr>
+            </w:pPr>
+            <w:r>
+              <w:rPr>
+                <w:b/>
+                <w:bCs/>
+                <w:sz w:val="18"/>
+                <w:szCs w:val="18"/>
+              </w:rPr>
+              <w:t>IMPLEMENTAR SOLUCIONES SISTÉMICAS INTEGRALES PARA AUTOMATIZAR U</w:t>
+            </w:r>
+          </w:p>
+          <w:p>
+            <w:pPr>
+              <w:jc w:val="center"/>
+              <w:rPr>
+                <w:b/>
+                <w:bCs/>
+                <w:sz w:val="18"/>
+                <w:szCs w:val="18"/>
+              </w:rPr>
+            </w:pPr>
+            <w:r>
+              <w:rPr>
+                <w:b/>
+                <w:bCs/>
+                <w:sz w:val="18"/>
+                <w:szCs w:val="18"/>
+              </w:rPr>
+              <w:t xml:space="preserve">OPTIMIZAR PROCESOS DE NEGOCIO </w:t>
+            </w:r>
+            <w:proofErr w:type="gramStart"/>
+            <w:r>
+              <w:rPr>
+                <w:b/>
+                <w:bCs/>
+                <w:sz w:val="18"/>
+                <w:szCs w:val="18"/>
+              </w:rPr>
+              <w:t>DE ACUERDO A</w:t>
+            </w:r>
+            <w:proofErr w:type="gramEnd"/>
+            <w:r>
+              <w:rPr>
+                <w:b/>
+                <w:bCs/>
+                <w:sz w:val="18"/>
+                <w:szCs w:val="18"/>
+              </w:rPr>
+              <w:t xml:space="preserve"> LAS NECESIDADES DE LA</w:t>
+            </w:r>
+          </w:p>
+          <w:p>
+            <w:pPr>
+              <w:jc w:val="center"/>
+              <w:rPr>
+                <w:b/>
+                <w:bCs/>
+                <w:sz w:val="18"/>
+                <w:szCs w:val="18"/>
+              </w:rPr>
+            </w:pPr>
+            <w:r>
+              <w:rPr>
+                <w:b/>
+                <w:bCs/>
+                <w:sz w:val="18"/>
+                <w:szCs w:val="18"/>
+              </w:rPr>
+              <w:t>ORGANIZACIÓN.</w:t>
+            </w:r>
+          </w:p>
+        </w:tc>
+        <w:tc>
+          <w:tcPr>
+            <w:tcW w:w="937" w:type="dxa"/>
+          </w:tcPr>
+          <w:p>
+            <w:pPr>
+              <w:jc w:val="center"/>
+              <w:rPr>
+                <w:b/>
+                <w:bCs/>
+                <w:sz w:val="18"/>
+                <w:szCs w:val="18"/>
+              </w:rPr>
+            </w:pPr>
+          </w:p>
+        </w:tc>
+        <w:tc>
+          <w:tcPr>
+            <w:tcW w:w="891" w:type="dxa"/>
+          </w:tcPr>
+          <w:p>
+            <w:pPr>
+              <w:jc w:val="center"/>
+              <w:rPr>
+                <w:b/>
+                <w:bCs/>
+                <w:sz w:val="18"/>
+                <w:szCs w:val="18"/>
+              </w:rPr>
+            </w:pPr>
+            <w:r>
+              <w:rPr>
+                <w:b/>
+                <w:bCs/>
+                <w:sz w:val="18"/>
+                <w:szCs w:val="18"/>
+              </w:rPr>
+              <w:t>X</w:t>
+            </w:r>
+          </w:p>
+        </w:tc>
+        <w:tc>
+          <w:tcPr>
+            <w:tcW w:w="1015" w:type="dxa"/>
+          </w:tcPr>
+          <w:p>
+            <w:pPr>
+              <w:jc w:val="center"/>
+              <w:rPr>
+                <w:b/>
+                <w:bCs/>
+                <w:sz w:val="18"/>
+                <w:szCs w:val="18"/>
+              </w:rPr>
+            </w:pPr>
+          </w:p>
+        </w:tc>
+        <w:tc>
+          <w:tcPr>
+            <w:tcW w:w="1141" w:type="dxa"/>
+          </w:tcPr>
+          <w:p>
+            <w:pPr>
+              <w:jc w:val="center"/>
+              <w:rPr>
+                <w:b/>
+                <w:bCs/>
+                <w:sz w:val="18"/>
+                <w:szCs w:val="18"/>
+              </w:rPr>
+            </w:pPr>
+          </w:p>
+        </w:tc>
+        <w:tc>
+          <w:tcPr>
+            <w:tcW w:w="587" w:type="dxa"/>
+          </w:tcPr>
+          <w:p>
+            <w:pPr>
+              <w:jc w:val="center"/>
+              <w:rPr>
+                <w:b/>
+                <w:bCs/>
+                <w:sz w:val="18"/>
+                <w:szCs w:val="18"/>
+              </w:rPr>
+            </w:pPr>
+          </w:p>
+        </w:tc>
+        <w:tc>
+          <w:tcPr>
+            <w:tcW w:w="2415" w:type="dxa"/>
+          </w:tcPr>
+          <w:p>
+            <w:pPr>
+              <w:jc w:val="center"/>
+            </w:pPr>
+            <w:r>
+              <w:t>I</w:t>
+            </w:r>
+            <w:r>
+              <w:t>mplemento soluciones que automatizan procesos con buen dominio, pero puedo integrarlas más.</w:t>
+            </w:r>
+          </w:p>
+        </w:tc>
+      </w:tr>
+      <w:tr>
+        <w:trPr>
+          <w:trHeight w:val="576"/>
+          <w:jc w:val="center"/>
+        </w:trPr>
+        <w:tc>
+          <w:tcPr>
+            <w:tcW w:w="2937" w:type="dxa"/>
+          </w:tcPr>
+          <w:p>
+            <w:pPr>
+              <w:jc w:val="center"/>
+              <w:rPr>
+                <w:b/>
+                <w:bCs/>
+                <w:sz w:val="18"/>
+                <w:szCs w:val="18"/>
+              </w:rPr>
+            </w:pPr>
+            <w:r>
+              <w:rPr>
+                <w:b/>
+                <w:bCs/>
+                <w:sz w:val="18"/>
+                <w:szCs w:val="18"/>
+              </w:rPr>
+              <w:t>RESOLVER LAS VULNERABILIDADES SISTÉMICAS PARA ASEGURAR QUE EL SOFTWARE</w:t>
+            </w:r>
+          </w:p>
+          <w:p>
+            <w:pPr>
+              <w:jc w:val="center"/>
+              <w:rPr>
+                <w:b/>
+                <w:bCs/>
+                <w:sz w:val="18"/>
+                <w:szCs w:val="18"/>
+              </w:rPr>
+            </w:pPr>
+            <w:r>
+              <w:rPr>
+                <w:b/>
+                <w:bCs/>
+                <w:sz w:val="18"/>
+                <w:szCs w:val="18"/>
+              </w:rPr>
+              <w:t>CONSTRUIDO CUMPLE LAS NORMAS DE SEGURIDAD EXIGIDAS POR LA INDUSTRIA.</w:t>
+            </w:r>
+          </w:p>
+        </w:tc>
+        <w:tc>
+          <w:tcPr>
+            <w:tcW w:w="937" w:type="dxa"/>
+          </w:tcPr>
+          <w:p>
+            <w:pPr>
+              <w:jc w:val="center"/>
+              <w:rPr>
+                <w:b/>
+                <w:bCs/>
+                <w:sz w:val="18"/>
+                <w:szCs w:val="18"/>
+              </w:rPr>
+            </w:pPr>
+          </w:p>
+        </w:tc>
+        <w:tc>
+          <w:tcPr>
+            <w:tcW w:w="891" w:type="dxa"/>
+          </w:tcPr>
+          <w:p>
+            <w:pPr>
+              <w:jc w:val="center"/>
+              <w:rPr>
+                <w:b/>
+                <w:bCs/>
+                <w:sz w:val="18"/>
+                <w:szCs w:val="18"/>
+              </w:rPr>
+            </w:pPr>
+          </w:p>
+        </w:tc>
+        <w:tc>
+          <w:tcPr>
+            <w:tcW w:w="1015" w:type="dxa"/>
+          </w:tcPr>
+          <w:p>
+            <w:pPr>
+              <w:jc w:val="center"/>
+              <w:rPr>
+                <w:b/>
+                <w:bCs/>
+                <w:sz w:val="18"/>
+                <w:szCs w:val="18"/>
+              </w:rPr>
+            </w:pPr>
+            <w:r>
+              <w:rPr>
+                <w:b/>
+                <w:bCs/>
+                <w:sz w:val="18"/>
+                <w:szCs w:val="18"/>
+              </w:rPr>
+              <w:t>X</w:t>
+            </w:r>
+          </w:p>
+        </w:tc>
+        <w:tc>
+          <w:tcPr>
+            <w:tcW w:w="1141" w:type="dxa"/>
+          </w:tcPr>
+          <w:p>
+            <w:pPr>
+              <w:jc w:val="center"/>
+              <w:rPr>
+                <w:b/>
+                <w:bCs/>
+                <w:sz w:val="18"/>
+                <w:szCs w:val="18"/>
+              </w:rPr>
+            </w:pPr>
+          </w:p>
+        </w:tc>
+        <w:tc>
+          <w:tcPr>
+            <w:tcW w:w="587" w:type="dxa"/>
+          </w:tcPr>
+          <w:p>
+            <w:pPr>
+              <w:jc w:val="center"/>
+              <w:rPr>
+                <w:b/>
+                <w:bCs/>
+                <w:sz w:val="18"/>
+                <w:szCs w:val="18"/>
+              </w:rPr>
+            </w:pPr>
+          </w:p>
+        </w:tc>
+        <w:tc>
+          <w:tcPr>
+            <w:tcW w:w="2415" w:type="dxa"/>
+          </w:tcPr>
+          <w:p>
+            <w:pPr>
+              <w:jc w:val="center"/>
+            </w:pPr>
+            <w:r>
+              <w:t>I</w:t>
+            </w:r>
+            <w:r>
+              <w:t>dentifico y resuelvo vulnerabilidades básicas, pero debo reforzar normas avanzadas de seguridad.</w:t>
+            </w:r>
+          </w:p>
+          <w:p>
+            <w:pPr>
+              <w:jc w:val="center"/>
+              <w:rPr>
+                <w:sz w:val="18"/>
+                <w:szCs w:val="18"/>
+              </w:rPr>
+            </w:pPr>
           </w:p>
         </w:tc>
       </w:tr>
@@ -2472,6 +3316,1651 @@
         </w:rPr>
       </w:pPr>
     </w:p>
+    <w:p>
+      <w:pPr>
+        <w:pStyle w:val="Prrafodelista"/>
+        <w:ind w:left="435"/>
+        <w:jc w:val="both"/>
+        <w:rPr>
+          <w:rFonts w:eastAsiaTheme="majorEastAsia" w:cstheme="minorHAnsi"/>
+          <w:b/>
+          <w:bCs/>
+          <w:color w:val="767171" w:themeColor="background2" w:themeShade="80"/>
+          <w:sz w:val="32"/>
+          <w:szCs w:val="32"/>
+        </w:rPr>
+      </w:pPr>
+    </w:p>
+    <w:p>
+      <w:pPr>
+        <w:pStyle w:val="Prrafodelista"/>
+        <w:ind w:left="435"/>
+        <w:jc w:val="both"/>
+        <w:rPr>
+          <w:rFonts w:eastAsiaTheme="majorEastAsia" w:cstheme="minorHAnsi"/>
+          <w:b/>
+          <w:bCs/>
+          <w:color w:val="767171" w:themeColor="background2" w:themeShade="80"/>
+          <w:sz w:val="32"/>
+          <w:szCs w:val="32"/>
+        </w:rPr>
+      </w:pPr>
+    </w:p>
+    <w:p>
+      <w:pPr>
+        <w:pStyle w:val="Prrafodelista"/>
+        <w:ind w:left="435"/>
+        <w:jc w:val="both"/>
+        <w:rPr>
+          <w:rFonts w:eastAsiaTheme="majorEastAsia" w:cstheme="minorHAnsi"/>
+          <w:b/>
+          <w:bCs/>
+          <w:color w:val="767171" w:themeColor="background2" w:themeShade="80"/>
+          <w:sz w:val="32"/>
+          <w:szCs w:val="32"/>
+        </w:rPr>
+      </w:pPr>
+    </w:p>
+    <w:p>
+      <w:pPr>
+        <w:pStyle w:val="Prrafodelista"/>
+        <w:ind w:left="435"/>
+        <w:jc w:val="both"/>
+        <w:rPr>
+          <w:rFonts w:eastAsiaTheme="majorEastAsia" w:cstheme="minorHAnsi"/>
+          <w:b/>
+          <w:bCs/>
+          <w:color w:val="767171" w:themeColor="background2" w:themeShade="80"/>
+          <w:sz w:val="32"/>
+          <w:szCs w:val="32"/>
+        </w:rPr>
+      </w:pPr>
+    </w:p>
+    <w:p>
+      <w:pPr>
+        <w:pStyle w:val="Prrafodelista"/>
+        <w:ind w:left="435"/>
+        <w:jc w:val="both"/>
+        <w:rPr>
+          <w:rFonts w:eastAsiaTheme="majorEastAsia" w:cstheme="minorHAnsi"/>
+          <w:b/>
+          <w:bCs/>
+          <w:color w:val="767171" w:themeColor="background2" w:themeShade="80"/>
+          <w:sz w:val="32"/>
+          <w:szCs w:val="32"/>
+        </w:rPr>
+      </w:pPr>
+    </w:p>
+    <w:p>
+      <w:pPr>
+        <w:pStyle w:val="Prrafodelista"/>
+        <w:ind w:left="435"/>
+        <w:jc w:val="both"/>
+        <w:rPr>
+          <w:rFonts w:eastAsiaTheme="majorEastAsia" w:cstheme="minorHAnsi"/>
+          <w:b/>
+          <w:bCs/>
+          <w:color w:val="767171" w:themeColor="background2" w:themeShade="80"/>
+          <w:sz w:val="32"/>
+          <w:szCs w:val="32"/>
+        </w:rPr>
+      </w:pPr>
+    </w:p>
+    <w:p>
+      <w:pPr>
+        <w:pStyle w:val="Prrafodelista"/>
+        <w:ind w:left="435"/>
+        <w:jc w:val="both"/>
+        <w:rPr>
+          <w:rFonts w:eastAsiaTheme="majorEastAsia" w:cstheme="minorHAnsi"/>
+          <w:b/>
+          <w:bCs/>
+          <w:color w:val="767171" w:themeColor="background2" w:themeShade="80"/>
+          <w:sz w:val="32"/>
+          <w:szCs w:val="32"/>
+        </w:rPr>
+      </w:pPr>
+      <w:r>
+        <w:rPr>
+          <w:rFonts w:eastAsiaTheme="majorEastAsia" w:cstheme="minorHAnsi"/>
+          <w:b/>
+          <w:bCs/>
+          <w:color w:val="767171" w:themeColor="background2" w:themeShade="80"/>
+          <w:sz w:val="32"/>
+          <w:szCs w:val="32"/>
+        </w:rPr>
+        <w:t xml:space="preserve">Competencias </w:t>
+      </w:r>
+      <w:r>
+        <w:rPr>
+          <w:rFonts w:eastAsiaTheme="majorEastAsia" w:cstheme="minorHAnsi"/>
+          <w:b/>
+          <w:bCs/>
+          <w:color w:val="767171" w:themeColor="background2" w:themeShade="80"/>
+          <w:sz w:val="32"/>
+          <w:szCs w:val="32"/>
+        </w:rPr>
+        <w:t>Genéricas</w:t>
+      </w:r>
+    </w:p>
+    <w:p>
+      <w:pPr>
+        <w:pStyle w:val="Prrafodelista"/>
+        <w:ind w:left="435"/>
+        <w:jc w:val="both"/>
+        <w:rPr>
+          <w:rFonts w:eastAsiaTheme="majorEastAsia" w:cstheme="minorHAnsi"/>
+          <w:b/>
+          <w:bCs/>
+          <w:color w:val="767171" w:themeColor="background2" w:themeShade="80"/>
+          <w:sz w:val="32"/>
+          <w:szCs w:val="32"/>
+        </w:rPr>
+      </w:pPr>
+    </w:p>
+    <w:tbl>
+      <w:tblPr>
+        <w:tblStyle w:val="Tablaconcuadrcula"/>
+        <w:tblW w:w="9923" w:type="dxa"/>
+        <w:jc w:val="center"/>
+        <w:tblBorders>
+          <w:top w:val="single" w:sz="4" w:space="0" w:color="BFBFBF" w:themeColor="background1" w:themeShade="BF"/>
+          <w:left w:val="single" w:sz="4" w:space="0" w:color="BFBFBF" w:themeColor="background1" w:themeShade="BF"/>
+          <w:bottom w:val="single" w:sz="4" w:space="0" w:color="BFBFBF" w:themeColor="background1" w:themeShade="BF"/>
+          <w:right w:val="single" w:sz="4" w:space="0" w:color="BFBFBF" w:themeColor="background1" w:themeShade="BF"/>
+          <w:insideH w:val="single" w:sz="4" w:space="0" w:color="BFBFBF" w:themeColor="background1" w:themeShade="BF"/>
+          <w:insideV w:val="single" w:sz="4" w:space="0" w:color="BFBFBF" w:themeColor="background1" w:themeShade="BF"/>
+        </w:tblBorders>
+        <w:tblLook w:val="04A0" w:firstRow="1" w:lastRow="0" w:firstColumn="1" w:lastColumn="0" w:noHBand="0" w:noVBand="1"/>
+      </w:tblPr>
+      <w:tblGrid>
+        <w:gridCol w:w="2793"/>
+        <w:gridCol w:w="937"/>
+        <w:gridCol w:w="888"/>
+        <w:gridCol w:w="1011"/>
+        <w:gridCol w:w="1136"/>
+        <w:gridCol w:w="855"/>
+        <w:gridCol w:w="2303"/>
+      </w:tblGrid>
+      <w:tr>
+        <w:trPr>
+          <w:trHeight w:val="288"/>
+          <w:jc w:val="center"/>
+        </w:trPr>
+        <w:tc>
+          <w:tcPr>
+            <w:tcW w:w="2937" w:type="dxa"/>
+            <w:vMerge w:val="restart"/>
+            <w:vAlign w:val="center"/>
+          </w:tcPr>
+          <w:p>
+            <w:pPr>
+              <w:jc w:val="center"/>
+              <w:rPr>
+                <w:b/>
+                <w:bCs/>
+                <w:sz w:val="18"/>
+                <w:szCs w:val="18"/>
+              </w:rPr>
+            </w:pPr>
+            <w:r>
+              <w:rPr>
+                <w:b/>
+                <w:bCs/>
+                <w:sz w:val="18"/>
+                <w:szCs w:val="18"/>
+              </w:rPr>
+              <w:t>Competencias Perfil de egreso</w:t>
+            </w:r>
+          </w:p>
+        </w:tc>
+        <w:tc>
+          <w:tcPr>
+            <w:tcW w:w="4571" w:type="dxa"/>
+            <w:gridSpan w:val="5"/>
+            <w:vAlign w:val="center"/>
+          </w:tcPr>
+          <w:p>
+            <w:pPr>
+              <w:jc w:val="center"/>
+              <w:rPr>
+                <w:b/>
+                <w:bCs/>
+                <w:sz w:val="18"/>
+                <w:szCs w:val="18"/>
+              </w:rPr>
+            </w:pPr>
+            <w:r>
+              <w:rPr>
+                <w:b/>
+                <w:bCs/>
+                <w:sz w:val="18"/>
+                <w:szCs w:val="18"/>
+              </w:rPr>
+              <w:t>Nivel de logro</w:t>
+            </w:r>
+          </w:p>
+        </w:tc>
+        <w:tc>
+          <w:tcPr>
+            <w:tcW w:w="2415" w:type="dxa"/>
+            <w:vMerge w:val="restart"/>
+            <w:vAlign w:val="center"/>
+          </w:tcPr>
+          <w:p>
+            <w:pPr>
+              <w:jc w:val="center"/>
+              <w:rPr>
+                <w:b/>
+                <w:bCs/>
+                <w:sz w:val="18"/>
+                <w:szCs w:val="18"/>
+              </w:rPr>
+            </w:pPr>
+            <w:r>
+              <w:rPr>
+                <w:b/>
+                <w:bCs/>
+                <w:sz w:val="18"/>
+                <w:szCs w:val="18"/>
+              </w:rPr>
+              <w:t>Comentarios</w:t>
+            </w:r>
+          </w:p>
+        </w:tc>
+      </w:tr>
+      <w:tr>
+        <w:trPr>
+          <w:trHeight w:val="870"/>
+          <w:jc w:val="center"/>
+        </w:trPr>
+        <w:tc>
+          <w:tcPr>
+            <w:tcW w:w="2937" w:type="dxa"/>
+            <w:vMerge/>
+          </w:tcPr>
+          <w:p>
+            <w:pPr>
+              <w:jc w:val="center"/>
+              <w:rPr>
+                <w:rFonts w:cstheme="minorHAnsi"/>
+                <w:b/>
+                <w:sz w:val="20"/>
+                <w:szCs w:val="20"/>
+              </w:rPr>
+            </w:pPr>
+          </w:p>
+        </w:tc>
+        <w:tc>
+          <w:tcPr>
+            <w:tcW w:w="937" w:type="dxa"/>
+            <w:vAlign w:val="center"/>
+          </w:tcPr>
+          <w:p>
+            <w:pPr>
+              <w:jc w:val="center"/>
+              <w:rPr>
+                <w:b/>
+                <w:bCs/>
+                <w:sz w:val="18"/>
+                <w:szCs w:val="18"/>
+              </w:rPr>
+            </w:pPr>
+            <w:r>
+              <w:rPr>
+                <w:b/>
+                <w:bCs/>
+                <w:sz w:val="18"/>
+                <w:szCs w:val="18"/>
+              </w:rPr>
+              <w:t>Excelente Dominio</w:t>
+            </w:r>
+          </w:p>
+        </w:tc>
+        <w:tc>
+          <w:tcPr>
+            <w:tcW w:w="891" w:type="dxa"/>
+            <w:vAlign w:val="center"/>
+          </w:tcPr>
+          <w:p>
+            <w:pPr>
+              <w:jc w:val="center"/>
+              <w:rPr>
+                <w:b/>
+                <w:bCs/>
+                <w:sz w:val="18"/>
+                <w:szCs w:val="18"/>
+              </w:rPr>
+            </w:pPr>
+            <w:r>
+              <w:rPr>
+                <w:b/>
+                <w:bCs/>
+                <w:sz w:val="18"/>
+                <w:szCs w:val="18"/>
+              </w:rPr>
+              <w:t xml:space="preserve"> Alto Dominio</w:t>
+            </w:r>
+          </w:p>
+        </w:tc>
+        <w:tc>
+          <w:tcPr>
+            <w:tcW w:w="1015" w:type="dxa"/>
+            <w:vAlign w:val="center"/>
+          </w:tcPr>
+          <w:p>
+            <w:pPr>
+              <w:rPr>
+                <w:b/>
+                <w:bCs/>
+                <w:sz w:val="18"/>
+                <w:szCs w:val="18"/>
+              </w:rPr>
+            </w:pPr>
+            <w:r>
+              <w:rPr>
+                <w:b/>
+                <w:bCs/>
+                <w:sz w:val="18"/>
+                <w:szCs w:val="18"/>
+              </w:rPr>
+              <w:t>Dominio Aceptable</w:t>
+            </w:r>
+          </w:p>
+        </w:tc>
+        <w:tc>
+          <w:tcPr>
+            <w:tcW w:w="1141" w:type="dxa"/>
+            <w:vAlign w:val="center"/>
+          </w:tcPr>
+          <w:p>
+            <w:pPr>
+              <w:jc w:val="center"/>
+              <w:rPr>
+                <w:b/>
+                <w:bCs/>
+                <w:sz w:val="18"/>
+                <w:szCs w:val="18"/>
+              </w:rPr>
+            </w:pPr>
+            <w:r>
+              <w:rPr>
+                <w:b/>
+                <w:bCs/>
+                <w:sz w:val="18"/>
+                <w:szCs w:val="18"/>
+              </w:rPr>
+              <w:t xml:space="preserve">Dominio Insuficiente </w:t>
+            </w:r>
+          </w:p>
+        </w:tc>
+        <w:tc>
+          <w:tcPr>
+            <w:tcW w:w="587" w:type="dxa"/>
+            <w:vAlign w:val="center"/>
+          </w:tcPr>
+          <w:p>
+            <w:pPr>
+              <w:jc w:val="center"/>
+              <w:rPr>
+                <w:b/>
+                <w:bCs/>
+                <w:sz w:val="18"/>
+                <w:szCs w:val="18"/>
+              </w:rPr>
+            </w:pPr>
+            <w:r>
+              <w:rPr>
+                <w:b/>
+                <w:bCs/>
+                <w:sz w:val="18"/>
+                <w:szCs w:val="18"/>
+              </w:rPr>
+              <w:t>Dominio no logrado</w:t>
+            </w:r>
+          </w:p>
+        </w:tc>
+        <w:tc>
+          <w:tcPr>
+            <w:tcW w:w="2415" w:type="dxa"/>
+            <w:vMerge/>
+          </w:tcPr>
+          <w:p>
+            <w:pPr>
+              <w:jc w:val="center"/>
+              <w:rPr>
+                <w:rFonts w:cstheme="minorHAnsi"/>
+                <w:b/>
+                <w:sz w:val="20"/>
+                <w:szCs w:val="20"/>
+              </w:rPr>
+            </w:pPr>
+          </w:p>
+        </w:tc>
+      </w:tr>
+      <w:tr>
+        <w:trPr>
+          <w:trHeight w:val="591"/>
+          <w:jc w:val="center"/>
+        </w:trPr>
+        <w:tc>
+          <w:tcPr>
+            <w:tcW w:w="2937" w:type="dxa"/>
+          </w:tcPr>
+          <w:p>
+            <w:pPr>
+              <w:jc w:val="center"/>
+              <w:rPr>
+                <w:b/>
+                <w:bCs/>
+                <w:color w:val="000000" w:themeColor="text1"/>
+                <w:sz w:val="18"/>
+                <w:szCs w:val="18"/>
+              </w:rPr>
+            </w:pPr>
+            <w:r>
+              <w:rPr>
+                <w:b/>
+                <w:bCs/>
+                <w:color w:val="000000" w:themeColor="text1"/>
+                <w:sz w:val="18"/>
+                <w:szCs w:val="18"/>
+              </w:rPr>
+              <w:t>COMUNICARSE DE FORMA ORAL Y ESCRITA USANDO EL IDIOMA INGLÉS EN</w:t>
+            </w:r>
+          </w:p>
+          <w:p>
+            <w:pPr>
+              <w:jc w:val="center"/>
+              <w:rPr>
+                <w:b/>
+                <w:bCs/>
+                <w:color w:val="000000" w:themeColor="text1"/>
+                <w:sz w:val="18"/>
+                <w:szCs w:val="18"/>
+              </w:rPr>
+            </w:pPr>
+            <w:r>
+              <w:rPr>
+                <w:b/>
+                <w:bCs/>
+                <w:color w:val="000000" w:themeColor="text1"/>
+                <w:sz w:val="18"/>
+                <w:szCs w:val="18"/>
+              </w:rPr>
+              <w:t xml:space="preserve">SITUACIONES </w:t>
+            </w:r>
+            <w:proofErr w:type="gramStart"/>
+            <w:r>
+              <w:rPr>
+                <w:b/>
+                <w:bCs/>
+                <w:color w:val="000000" w:themeColor="text1"/>
+                <w:sz w:val="18"/>
+                <w:szCs w:val="18"/>
+              </w:rPr>
+              <w:t>SOCIO-LABORALES</w:t>
+            </w:r>
+            <w:proofErr w:type="gramEnd"/>
+            <w:r>
+              <w:rPr>
+                <w:b/>
+                <w:bCs/>
+                <w:color w:val="000000" w:themeColor="text1"/>
+                <w:sz w:val="18"/>
+                <w:szCs w:val="18"/>
+              </w:rPr>
+              <w:t xml:space="preserve"> A UN NIVEL BÁSICO, SEGÚN LA TABLA DE</w:t>
+            </w:r>
+          </w:p>
+          <w:p>
+            <w:pPr>
+              <w:jc w:val="center"/>
+              <w:rPr>
+                <w:b/>
+                <w:bCs/>
+                <w:color w:val="000000" w:themeColor="text1"/>
+                <w:sz w:val="18"/>
+                <w:szCs w:val="18"/>
+              </w:rPr>
+            </w:pPr>
+            <w:r>
+              <w:rPr>
+                <w:b/>
+                <w:bCs/>
+                <w:color w:val="000000" w:themeColor="text1"/>
+                <w:sz w:val="18"/>
+                <w:szCs w:val="18"/>
+              </w:rPr>
+              <w:t>COMPETENCIAS TOEIC Y CEFR.</w:t>
+            </w:r>
+          </w:p>
+        </w:tc>
+        <w:tc>
+          <w:tcPr>
+            <w:tcW w:w="937" w:type="dxa"/>
+          </w:tcPr>
+          <w:p>
+            <w:pPr>
+              <w:jc w:val="center"/>
+              <w:rPr>
+                <w:b/>
+                <w:bCs/>
+                <w:sz w:val="18"/>
+                <w:szCs w:val="18"/>
+              </w:rPr>
+            </w:pPr>
+          </w:p>
+        </w:tc>
+        <w:tc>
+          <w:tcPr>
+            <w:tcW w:w="891" w:type="dxa"/>
+          </w:tcPr>
+          <w:p>
+            <w:pPr>
+              <w:jc w:val="center"/>
+              <w:rPr>
+                <w:b/>
+                <w:bCs/>
+                <w:sz w:val="18"/>
+                <w:szCs w:val="18"/>
+              </w:rPr>
+            </w:pPr>
+            <w:r>
+              <w:rPr>
+                <w:b/>
+                <w:bCs/>
+                <w:sz w:val="18"/>
+                <w:szCs w:val="18"/>
+              </w:rPr>
+              <w:t>X</w:t>
+            </w:r>
+          </w:p>
+        </w:tc>
+        <w:tc>
+          <w:tcPr>
+            <w:tcW w:w="1015" w:type="dxa"/>
+          </w:tcPr>
+          <w:p>
+            <w:pPr>
+              <w:jc w:val="center"/>
+              <w:rPr>
+                <w:b/>
+                <w:bCs/>
+                <w:sz w:val="18"/>
+                <w:szCs w:val="18"/>
+              </w:rPr>
+            </w:pPr>
+          </w:p>
+        </w:tc>
+        <w:tc>
+          <w:tcPr>
+            <w:tcW w:w="1141" w:type="dxa"/>
+          </w:tcPr>
+          <w:p>
+            <w:pPr>
+              <w:jc w:val="center"/>
+              <w:rPr>
+                <w:b/>
+                <w:bCs/>
+                <w:sz w:val="18"/>
+                <w:szCs w:val="18"/>
+              </w:rPr>
+            </w:pPr>
+          </w:p>
+        </w:tc>
+        <w:tc>
+          <w:tcPr>
+            <w:tcW w:w="587" w:type="dxa"/>
+          </w:tcPr>
+          <w:p>
+            <w:pPr>
+              <w:jc w:val="center"/>
+              <w:rPr>
+                <w:b/>
+                <w:bCs/>
+                <w:sz w:val="18"/>
+                <w:szCs w:val="18"/>
+              </w:rPr>
+            </w:pPr>
+          </w:p>
+        </w:tc>
+        <w:tc>
+          <w:tcPr>
+            <w:tcW w:w="2415" w:type="dxa"/>
+          </w:tcPr>
+          <w:p>
+            <w:pPr>
+              <w:jc w:val="center"/>
+              <w:rPr>
+                <w:sz w:val="18"/>
+                <w:szCs w:val="18"/>
+              </w:rPr>
+            </w:pPr>
+            <w:r>
+              <w:rPr>
+                <w:sz w:val="18"/>
+                <w:szCs w:val="18"/>
+              </w:rPr>
+              <w:t>T</w:t>
+            </w:r>
+            <w:r>
+              <w:rPr>
+                <w:sz w:val="18"/>
+                <w:szCs w:val="18"/>
+              </w:rPr>
+              <w:t xml:space="preserve">engo un muy buen manejo del inglés en contextos </w:t>
+            </w:r>
+            <w:proofErr w:type="gramStart"/>
+            <w:r>
+              <w:rPr>
+                <w:sz w:val="18"/>
+                <w:szCs w:val="18"/>
+              </w:rPr>
+              <w:t>socio-laborales</w:t>
+            </w:r>
+            <w:proofErr w:type="gramEnd"/>
+            <w:r>
+              <w:rPr>
+                <w:sz w:val="18"/>
+                <w:szCs w:val="18"/>
+              </w:rPr>
+              <w:t>, puedo comunicarme de forma oral y escrita con seguridad, aunque todavía puedo reforzar algunos aspectos para alcanzar un nivel más avanzado.</w:t>
+            </w:r>
+          </w:p>
+        </w:tc>
+      </w:tr>
+    </w:tbl>
+    <w:p>
+      <w:pPr>
+        <w:rPr>
+          <w:rFonts w:cstheme="minorHAnsi"/>
+          <w:sz w:val="20"/>
+          <w:szCs w:val="20"/>
+        </w:rPr>
+      </w:pPr>
+    </w:p>
+    <w:p>
+      <w:pPr>
+        <w:pStyle w:val="Prrafodelista"/>
+        <w:ind w:left="435"/>
+        <w:jc w:val="both"/>
+        <w:rPr>
+          <w:rFonts w:eastAsiaTheme="majorEastAsia" w:cstheme="minorHAnsi"/>
+          <w:b/>
+          <w:bCs/>
+          <w:color w:val="767171" w:themeColor="background2" w:themeShade="80"/>
+          <w:sz w:val="32"/>
+          <w:szCs w:val="32"/>
+        </w:rPr>
+      </w:pPr>
+      <w:r>
+        <w:rPr>
+          <w:rFonts w:eastAsiaTheme="majorEastAsia" w:cstheme="minorHAnsi"/>
+          <w:b/>
+          <w:bCs/>
+          <w:color w:val="767171" w:themeColor="background2" w:themeShade="80"/>
+          <w:sz w:val="32"/>
+          <w:szCs w:val="32"/>
+        </w:rPr>
+        <w:t xml:space="preserve">Competencias </w:t>
+      </w:r>
+      <w:r>
+        <w:rPr>
+          <w:rFonts w:eastAsiaTheme="majorEastAsia" w:cstheme="minorHAnsi"/>
+          <w:b/>
+          <w:bCs/>
+          <w:color w:val="767171" w:themeColor="background2" w:themeShade="80"/>
+          <w:sz w:val="32"/>
+          <w:szCs w:val="32"/>
+        </w:rPr>
+        <w:t>de la Carrera</w:t>
+      </w:r>
+    </w:p>
+    <w:p>
+      <w:pPr>
+        <w:pStyle w:val="Prrafodelista"/>
+        <w:ind w:left="435"/>
+        <w:jc w:val="both"/>
+        <w:rPr>
+          <w:rFonts w:eastAsiaTheme="majorEastAsia" w:cstheme="minorHAnsi"/>
+          <w:b/>
+          <w:bCs/>
+          <w:color w:val="767171" w:themeColor="background2" w:themeShade="80"/>
+          <w:sz w:val="32"/>
+          <w:szCs w:val="32"/>
+        </w:rPr>
+      </w:pPr>
+    </w:p>
+    <w:tbl>
+      <w:tblPr>
+        <w:tblStyle w:val="Tablaconcuadrcula"/>
+        <w:tblW w:w="9923" w:type="dxa"/>
+        <w:jc w:val="center"/>
+        <w:tblBorders>
+          <w:top w:val="single" w:sz="4" w:space="0" w:color="BFBFBF" w:themeColor="background1" w:themeShade="BF"/>
+          <w:left w:val="single" w:sz="4" w:space="0" w:color="BFBFBF" w:themeColor="background1" w:themeShade="BF"/>
+          <w:bottom w:val="single" w:sz="4" w:space="0" w:color="BFBFBF" w:themeColor="background1" w:themeShade="BF"/>
+          <w:right w:val="single" w:sz="4" w:space="0" w:color="BFBFBF" w:themeColor="background1" w:themeShade="BF"/>
+          <w:insideH w:val="single" w:sz="4" w:space="0" w:color="BFBFBF" w:themeColor="background1" w:themeShade="BF"/>
+          <w:insideV w:val="single" w:sz="4" w:space="0" w:color="BFBFBF" w:themeColor="background1" w:themeShade="BF"/>
+        </w:tblBorders>
+        <w:tblLook w:val="04A0" w:firstRow="1" w:lastRow="0" w:firstColumn="1" w:lastColumn="0" w:noHBand="0" w:noVBand="1"/>
+      </w:tblPr>
+      <w:tblGrid>
+        <w:gridCol w:w="2796"/>
+        <w:gridCol w:w="937"/>
+        <w:gridCol w:w="888"/>
+        <w:gridCol w:w="1011"/>
+        <w:gridCol w:w="1136"/>
+        <w:gridCol w:w="855"/>
+        <w:gridCol w:w="2300"/>
+      </w:tblGrid>
+      <w:tr>
+        <w:trPr>
+          <w:trHeight w:val="288"/>
+          <w:jc w:val="center"/>
+        </w:trPr>
+        <w:tc>
+          <w:tcPr>
+            <w:tcW w:w="2796" w:type="dxa"/>
+            <w:vMerge w:val="restart"/>
+            <w:vAlign w:val="center"/>
+          </w:tcPr>
+          <w:p>
+            <w:pPr>
+              <w:jc w:val="center"/>
+              <w:rPr>
+                <w:b/>
+                <w:bCs/>
+                <w:sz w:val="18"/>
+                <w:szCs w:val="18"/>
+              </w:rPr>
+            </w:pPr>
+            <w:r>
+              <w:rPr>
+                <w:b/>
+                <w:bCs/>
+                <w:sz w:val="18"/>
+                <w:szCs w:val="18"/>
+              </w:rPr>
+              <w:t>Competencias Perfil de egreso</w:t>
+            </w:r>
+          </w:p>
+        </w:tc>
+        <w:tc>
+          <w:tcPr>
+            <w:tcW w:w="4827" w:type="dxa"/>
+            <w:gridSpan w:val="5"/>
+            <w:vAlign w:val="center"/>
+          </w:tcPr>
+          <w:p>
+            <w:pPr>
+              <w:jc w:val="center"/>
+              <w:rPr>
+                <w:b/>
+                <w:bCs/>
+                <w:sz w:val="18"/>
+                <w:szCs w:val="18"/>
+              </w:rPr>
+            </w:pPr>
+            <w:r>
+              <w:rPr>
+                <w:b/>
+                <w:bCs/>
+                <w:sz w:val="18"/>
+                <w:szCs w:val="18"/>
+              </w:rPr>
+              <w:t>Nivel de logro</w:t>
+            </w:r>
+          </w:p>
+        </w:tc>
+        <w:tc>
+          <w:tcPr>
+            <w:tcW w:w="2300" w:type="dxa"/>
+            <w:vMerge w:val="restart"/>
+            <w:vAlign w:val="center"/>
+          </w:tcPr>
+          <w:p>
+            <w:pPr>
+              <w:jc w:val="center"/>
+              <w:rPr>
+                <w:b/>
+                <w:bCs/>
+                <w:sz w:val="18"/>
+                <w:szCs w:val="18"/>
+              </w:rPr>
+            </w:pPr>
+            <w:r>
+              <w:rPr>
+                <w:b/>
+                <w:bCs/>
+                <w:sz w:val="18"/>
+                <w:szCs w:val="18"/>
+              </w:rPr>
+              <w:t>Comentarios</w:t>
+            </w:r>
+          </w:p>
+        </w:tc>
+      </w:tr>
+      <w:tr>
+        <w:trPr>
+          <w:trHeight w:val="870"/>
+          <w:jc w:val="center"/>
+        </w:trPr>
+        <w:tc>
+          <w:tcPr>
+            <w:tcW w:w="2796" w:type="dxa"/>
+            <w:vMerge/>
+          </w:tcPr>
+          <w:p>
+            <w:pPr>
+              <w:jc w:val="center"/>
+              <w:rPr>
+                <w:rFonts w:cstheme="minorHAnsi"/>
+                <w:b/>
+                <w:sz w:val="20"/>
+                <w:szCs w:val="20"/>
+              </w:rPr>
+            </w:pPr>
+          </w:p>
+        </w:tc>
+        <w:tc>
+          <w:tcPr>
+            <w:tcW w:w="937" w:type="dxa"/>
+            <w:vAlign w:val="center"/>
+          </w:tcPr>
+          <w:p>
+            <w:pPr>
+              <w:jc w:val="center"/>
+              <w:rPr>
+                <w:b/>
+                <w:bCs/>
+                <w:sz w:val="18"/>
+                <w:szCs w:val="18"/>
+              </w:rPr>
+            </w:pPr>
+            <w:r>
+              <w:rPr>
+                <w:b/>
+                <w:bCs/>
+                <w:sz w:val="18"/>
+                <w:szCs w:val="18"/>
+              </w:rPr>
+              <w:t>Excelente Dominio</w:t>
+            </w:r>
+          </w:p>
+        </w:tc>
+        <w:tc>
+          <w:tcPr>
+            <w:tcW w:w="888" w:type="dxa"/>
+            <w:vAlign w:val="center"/>
+          </w:tcPr>
+          <w:p>
+            <w:pPr>
+              <w:jc w:val="center"/>
+              <w:rPr>
+                <w:b/>
+                <w:bCs/>
+                <w:sz w:val="18"/>
+                <w:szCs w:val="18"/>
+              </w:rPr>
+            </w:pPr>
+            <w:r>
+              <w:rPr>
+                <w:b/>
+                <w:bCs/>
+                <w:sz w:val="18"/>
+                <w:szCs w:val="18"/>
+              </w:rPr>
+              <w:t xml:space="preserve"> Alto Dominio</w:t>
+            </w:r>
+          </w:p>
+        </w:tc>
+        <w:tc>
+          <w:tcPr>
+            <w:tcW w:w="1011" w:type="dxa"/>
+            <w:vAlign w:val="center"/>
+          </w:tcPr>
+          <w:p>
+            <w:pPr>
+              <w:rPr>
+                <w:b/>
+                <w:bCs/>
+                <w:sz w:val="18"/>
+                <w:szCs w:val="18"/>
+              </w:rPr>
+            </w:pPr>
+            <w:r>
+              <w:rPr>
+                <w:b/>
+                <w:bCs/>
+                <w:sz w:val="18"/>
+                <w:szCs w:val="18"/>
+              </w:rPr>
+              <w:t>Dominio Aceptable</w:t>
+            </w:r>
+          </w:p>
+        </w:tc>
+        <w:tc>
+          <w:tcPr>
+            <w:tcW w:w="1136" w:type="dxa"/>
+            <w:vAlign w:val="center"/>
+          </w:tcPr>
+          <w:p>
+            <w:pPr>
+              <w:jc w:val="center"/>
+              <w:rPr>
+                <w:b/>
+                <w:bCs/>
+                <w:sz w:val="18"/>
+                <w:szCs w:val="18"/>
+              </w:rPr>
+            </w:pPr>
+            <w:r>
+              <w:rPr>
+                <w:b/>
+                <w:bCs/>
+                <w:sz w:val="18"/>
+                <w:szCs w:val="18"/>
+              </w:rPr>
+              <w:t xml:space="preserve">Dominio Insuficiente </w:t>
+            </w:r>
+          </w:p>
+        </w:tc>
+        <w:tc>
+          <w:tcPr>
+            <w:tcW w:w="855" w:type="dxa"/>
+            <w:vAlign w:val="center"/>
+          </w:tcPr>
+          <w:p>
+            <w:pPr>
+              <w:jc w:val="center"/>
+              <w:rPr>
+                <w:b/>
+                <w:bCs/>
+                <w:sz w:val="18"/>
+                <w:szCs w:val="18"/>
+              </w:rPr>
+            </w:pPr>
+            <w:r>
+              <w:rPr>
+                <w:b/>
+                <w:bCs/>
+                <w:sz w:val="18"/>
+                <w:szCs w:val="18"/>
+              </w:rPr>
+              <w:t>Dominio no logrado</w:t>
+            </w:r>
+          </w:p>
+        </w:tc>
+        <w:tc>
+          <w:tcPr>
+            <w:tcW w:w="2300" w:type="dxa"/>
+            <w:vMerge/>
+          </w:tcPr>
+          <w:p>
+            <w:pPr>
+              <w:jc w:val="center"/>
+              <w:rPr>
+                <w:rFonts w:cstheme="minorHAnsi"/>
+                <w:b/>
+                <w:sz w:val="20"/>
+                <w:szCs w:val="20"/>
+              </w:rPr>
+            </w:pPr>
+          </w:p>
+        </w:tc>
+      </w:tr>
+      <w:tr>
+        <w:trPr>
+          <w:trHeight w:val="591"/>
+          <w:jc w:val="center"/>
+        </w:trPr>
+        <w:tc>
+          <w:tcPr>
+            <w:tcW w:w="2796" w:type="dxa"/>
+          </w:tcPr>
+          <w:p>
+            <w:pPr>
+              <w:jc w:val="center"/>
+              <w:rPr>
+                <w:b/>
+                <w:bCs/>
+                <w:color w:val="000000" w:themeColor="text1"/>
+                <w:sz w:val="18"/>
+                <w:szCs w:val="18"/>
+              </w:rPr>
+            </w:pPr>
+            <w:r>
+              <w:rPr>
+                <w:b/>
+                <w:bCs/>
+                <w:color w:val="000000" w:themeColor="text1"/>
+                <w:sz w:val="18"/>
+                <w:szCs w:val="18"/>
+              </w:rPr>
+              <w:t>COMUNICARSE DE FORMA ORAL Y ESCRITA USANDO EL IDIOMA INGLÉS EN</w:t>
+            </w:r>
+          </w:p>
+          <w:p>
+            <w:pPr>
+              <w:jc w:val="center"/>
+              <w:rPr>
+                <w:b/>
+                <w:bCs/>
+                <w:color w:val="000000" w:themeColor="text1"/>
+                <w:sz w:val="18"/>
+                <w:szCs w:val="18"/>
+              </w:rPr>
+            </w:pPr>
+            <w:r>
+              <w:rPr>
+                <w:b/>
+                <w:bCs/>
+                <w:color w:val="000000" w:themeColor="text1"/>
+                <w:sz w:val="18"/>
+                <w:szCs w:val="18"/>
+              </w:rPr>
+              <w:t xml:space="preserve">SITUACIONES </w:t>
+            </w:r>
+            <w:proofErr w:type="gramStart"/>
+            <w:r>
+              <w:rPr>
+                <w:b/>
+                <w:bCs/>
+                <w:color w:val="000000" w:themeColor="text1"/>
+                <w:sz w:val="18"/>
+                <w:szCs w:val="18"/>
+              </w:rPr>
+              <w:t>SOCIO-LABORALES</w:t>
+            </w:r>
+            <w:proofErr w:type="gramEnd"/>
+            <w:r>
+              <w:rPr>
+                <w:b/>
+                <w:bCs/>
+                <w:color w:val="000000" w:themeColor="text1"/>
+                <w:sz w:val="18"/>
+                <w:szCs w:val="18"/>
+              </w:rPr>
+              <w:t xml:space="preserve"> A UN NIVEL ELEMENTAL EN MODALIDAD INTENSIVA,</w:t>
+            </w:r>
+          </w:p>
+          <w:p>
+            <w:pPr>
+              <w:jc w:val="center"/>
+              <w:rPr>
+                <w:b/>
+                <w:bCs/>
+                <w:color w:val="000000" w:themeColor="text1"/>
+                <w:sz w:val="18"/>
+                <w:szCs w:val="18"/>
+              </w:rPr>
+            </w:pPr>
+            <w:r>
+              <w:rPr>
+                <w:b/>
+                <w:bCs/>
+                <w:color w:val="000000" w:themeColor="text1"/>
+                <w:sz w:val="18"/>
+                <w:szCs w:val="18"/>
+              </w:rPr>
+              <w:t>SEGÚN LA TABLA DE COMPETENCIAS TOEIC Y CEFR. _1</w:t>
+            </w:r>
+          </w:p>
+        </w:tc>
+        <w:tc>
+          <w:tcPr>
+            <w:tcW w:w="937" w:type="dxa"/>
+          </w:tcPr>
+          <w:p>
+            <w:pPr>
+              <w:jc w:val="center"/>
+              <w:rPr>
+                <w:b/>
+                <w:bCs/>
+                <w:sz w:val="18"/>
+                <w:szCs w:val="18"/>
+              </w:rPr>
+            </w:pPr>
+          </w:p>
+        </w:tc>
+        <w:tc>
+          <w:tcPr>
+            <w:tcW w:w="888" w:type="dxa"/>
+          </w:tcPr>
+          <w:p>
+            <w:pPr>
+              <w:jc w:val="center"/>
+              <w:rPr>
+                <w:b/>
+                <w:bCs/>
+                <w:sz w:val="18"/>
+                <w:szCs w:val="18"/>
+              </w:rPr>
+            </w:pPr>
+            <w:r>
+              <w:rPr>
+                <w:b/>
+                <w:bCs/>
+                <w:sz w:val="18"/>
+                <w:szCs w:val="18"/>
+              </w:rPr>
+              <w:t>X</w:t>
+            </w:r>
+          </w:p>
+        </w:tc>
+        <w:tc>
+          <w:tcPr>
+            <w:tcW w:w="1011" w:type="dxa"/>
+          </w:tcPr>
+          <w:p>
+            <w:pPr>
+              <w:jc w:val="center"/>
+              <w:rPr>
+                <w:b/>
+                <w:bCs/>
+                <w:sz w:val="18"/>
+                <w:szCs w:val="18"/>
+              </w:rPr>
+            </w:pPr>
+          </w:p>
+        </w:tc>
+        <w:tc>
+          <w:tcPr>
+            <w:tcW w:w="1136" w:type="dxa"/>
+          </w:tcPr>
+          <w:p>
+            <w:pPr>
+              <w:jc w:val="center"/>
+              <w:rPr>
+                <w:b/>
+                <w:bCs/>
+                <w:sz w:val="18"/>
+                <w:szCs w:val="18"/>
+              </w:rPr>
+            </w:pPr>
+          </w:p>
+        </w:tc>
+        <w:tc>
+          <w:tcPr>
+            <w:tcW w:w="855" w:type="dxa"/>
+          </w:tcPr>
+          <w:p>
+            <w:pPr>
+              <w:jc w:val="center"/>
+              <w:rPr>
+                <w:b/>
+                <w:bCs/>
+                <w:sz w:val="18"/>
+                <w:szCs w:val="18"/>
+              </w:rPr>
+            </w:pPr>
+          </w:p>
+        </w:tc>
+        <w:tc>
+          <w:tcPr>
+            <w:tcW w:w="2300" w:type="dxa"/>
+          </w:tcPr>
+          <w:p>
+            <w:pPr>
+              <w:jc w:val="center"/>
+              <w:rPr>
+                <w:sz w:val="18"/>
+                <w:szCs w:val="18"/>
+              </w:rPr>
+            </w:pPr>
+            <w:r>
+              <w:rPr>
+                <w:sz w:val="18"/>
+                <w:szCs w:val="18"/>
+              </w:rPr>
+              <w:t>T</w:t>
+            </w:r>
+            <w:r>
+              <w:rPr>
+                <w:sz w:val="18"/>
+                <w:szCs w:val="18"/>
+              </w:rPr>
+              <w:t>engo un muy buen manejo del inglés a nivel elemental en modalidad intensiva; me comunico con seguridad y solo necesito reforzar algunos aspectos para perfeccionarlo.</w:t>
+            </w:r>
+          </w:p>
+        </w:tc>
+      </w:tr>
+      <w:tr>
+        <w:trPr>
+          <w:trHeight w:val="591"/>
+          <w:jc w:val="center"/>
+        </w:trPr>
+        <w:tc>
+          <w:tcPr>
+            <w:tcW w:w="2796" w:type="dxa"/>
+          </w:tcPr>
+          <w:p>
+            <w:pPr>
+              <w:jc w:val="center"/>
+              <w:rPr>
+                <w:b/>
+                <w:bCs/>
+                <w:color w:val="000000" w:themeColor="text1"/>
+                <w:sz w:val="18"/>
+                <w:szCs w:val="18"/>
+              </w:rPr>
+            </w:pPr>
+            <w:r>
+              <w:rPr>
+                <w:b/>
+                <w:bCs/>
+                <w:color w:val="000000" w:themeColor="text1"/>
+                <w:sz w:val="18"/>
+                <w:szCs w:val="18"/>
+              </w:rPr>
+              <w:t>COMUNICARSE DE FORMA ORAL Y ESCRITA USANDO EL IDIOMA INGLÉS EN</w:t>
+            </w:r>
+          </w:p>
+          <w:p>
+            <w:pPr>
+              <w:jc w:val="center"/>
+              <w:rPr>
+                <w:b/>
+                <w:bCs/>
+                <w:color w:val="000000" w:themeColor="text1"/>
+                <w:sz w:val="18"/>
+                <w:szCs w:val="18"/>
+              </w:rPr>
+            </w:pPr>
+            <w:r>
+              <w:rPr>
+                <w:b/>
+                <w:bCs/>
+                <w:color w:val="000000" w:themeColor="text1"/>
+                <w:sz w:val="18"/>
+                <w:szCs w:val="18"/>
+              </w:rPr>
+              <w:t xml:space="preserve">SITUACIONES </w:t>
+            </w:r>
+            <w:proofErr w:type="gramStart"/>
+            <w:r>
+              <w:rPr>
+                <w:b/>
+                <w:bCs/>
+                <w:color w:val="000000" w:themeColor="text1"/>
+                <w:sz w:val="18"/>
+                <w:szCs w:val="18"/>
+              </w:rPr>
+              <w:t>SOCIO-LABORALES</w:t>
+            </w:r>
+            <w:proofErr w:type="gramEnd"/>
+            <w:r>
+              <w:rPr>
+                <w:b/>
+                <w:bCs/>
+                <w:color w:val="000000" w:themeColor="text1"/>
+                <w:sz w:val="18"/>
+                <w:szCs w:val="18"/>
+              </w:rPr>
+              <w:t xml:space="preserve"> A UN NIVEL INTERMEDIO EN MODALIDAD INTENSIVA,</w:t>
+            </w:r>
+          </w:p>
+          <w:p>
+            <w:pPr>
+              <w:jc w:val="center"/>
+              <w:rPr>
+                <w:b/>
+                <w:bCs/>
+                <w:color w:val="000000" w:themeColor="text1"/>
+                <w:sz w:val="18"/>
+                <w:szCs w:val="18"/>
+              </w:rPr>
+            </w:pPr>
+            <w:r>
+              <w:rPr>
+                <w:b/>
+                <w:bCs/>
+                <w:color w:val="000000" w:themeColor="text1"/>
+                <w:sz w:val="18"/>
+                <w:szCs w:val="18"/>
+              </w:rPr>
+              <w:t>SEGÚN LA TABLA DE COMPETENCIAS TOEIC Y CEFR. _1</w:t>
+            </w:r>
+          </w:p>
+        </w:tc>
+        <w:tc>
+          <w:tcPr>
+            <w:tcW w:w="937" w:type="dxa"/>
+          </w:tcPr>
+          <w:p>
+            <w:pPr>
+              <w:jc w:val="center"/>
+              <w:rPr>
+                <w:b/>
+                <w:bCs/>
+                <w:sz w:val="18"/>
+                <w:szCs w:val="18"/>
+              </w:rPr>
+            </w:pPr>
+          </w:p>
+        </w:tc>
+        <w:tc>
+          <w:tcPr>
+            <w:tcW w:w="888" w:type="dxa"/>
+          </w:tcPr>
+          <w:p>
+            <w:pPr>
+              <w:jc w:val="center"/>
+              <w:rPr>
+                <w:b/>
+                <w:bCs/>
+                <w:sz w:val="18"/>
+                <w:szCs w:val="18"/>
+              </w:rPr>
+            </w:pPr>
+          </w:p>
+        </w:tc>
+        <w:tc>
+          <w:tcPr>
+            <w:tcW w:w="1011" w:type="dxa"/>
+          </w:tcPr>
+          <w:p>
+            <w:pPr>
+              <w:jc w:val="center"/>
+              <w:rPr>
+                <w:b/>
+                <w:bCs/>
+                <w:sz w:val="18"/>
+                <w:szCs w:val="18"/>
+              </w:rPr>
+            </w:pPr>
+            <w:r>
+              <w:rPr>
+                <w:b/>
+                <w:bCs/>
+                <w:sz w:val="18"/>
+                <w:szCs w:val="18"/>
+              </w:rPr>
+              <w:t>X</w:t>
+            </w:r>
+          </w:p>
+        </w:tc>
+        <w:tc>
+          <w:tcPr>
+            <w:tcW w:w="1136" w:type="dxa"/>
+          </w:tcPr>
+          <w:p>
+            <w:pPr>
+              <w:jc w:val="center"/>
+              <w:rPr>
+                <w:b/>
+                <w:bCs/>
+                <w:sz w:val="18"/>
+                <w:szCs w:val="18"/>
+              </w:rPr>
+            </w:pPr>
+          </w:p>
+        </w:tc>
+        <w:tc>
+          <w:tcPr>
+            <w:tcW w:w="855" w:type="dxa"/>
+          </w:tcPr>
+          <w:p>
+            <w:pPr>
+              <w:jc w:val="center"/>
+              <w:rPr>
+                <w:b/>
+                <w:bCs/>
+                <w:sz w:val="18"/>
+                <w:szCs w:val="18"/>
+              </w:rPr>
+            </w:pPr>
+          </w:p>
+        </w:tc>
+        <w:tc>
+          <w:tcPr>
+            <w:tcW w:w="2300" w:type="dxa"/>
+          </w:tcPr>
+          <w:p>
+            <w:pPr>
+              <w:jc w:val="center"/>
+              <w:rPr>
+                <w:sz w:val="18"/>
+                <w:szCs w:val="18"/>
+              </w:rPr>
+            </w:pPr>
+            <w:r>
+              <w:rPr>
+                <w:sz w:val="18"/>
+                <w:szCs w:val="18"/>
+              </w:rPr>
+              <w:t>M</w:t>
+            </w:r>
+            <w:r>
+              <w:rPr>
+                <w:sz w:val="18"/>
+                <w:szCs w:val="18"/>
+              </w:rPr>
+              <w:t>anejo los aspectos básicos del inglés intermedio en modalidad intensiva, pero aún debo reforzar vocabulario y fluidez para mejorar mi desempeño.</w:t>
+            </w:r>
+          </w:p>
+        </w:tc>
+      </w:tr>
+      <w:tr>
+        <w:trPr>
+          <w:trHeight w:val="591"/>
+          <w:jc w:val="center"/>
+        </w:trPr>
+        <w:tc>
+          <w:tcPr>
+            <w:tcW w:w="2796" w:type="dxa"/>
+          </w:tcPr>
+          <w:p>
+            <w:pPr>
+              <w:jc w:val="center"/>
+              <w:rPr>
+                <w:b/>
+                <w:bCs/>
+                <w:color w:val="000000" w:themeColor="text1"/>
+                <w:sz w:val="18"/>
+                <w:szCs w:val="18"/>
+              </w:rPr>
+            </w:pPr>
+            <w:r>
+              <w:rPr>
+                <w:b/>
+                <w:bCs/>
+                <w:color w:val="000000" w:themeColor="text1"/>
+                <w:sz w:val="18"/>
+                <w:szCs w:val="18"/>
+              </w:rPr>
+              <w:t>COMUNICARSE DE FORMA ORAL Y ESCRITA USANDO EL IDIOMA INGLÉS EN</w:t>
+            </w:r>
+          </w:p>
+          <w:p>
+            <w:pPr>
+              <w:jc w:val="center"/>
+              <w:rPr>
+                <w:b/>
+                <w:bCs/>
+                <w:color w:val="000000" w:themeColor="text1"/>
+                <w:sz w:val="18"/>
+                <w:szCs w:val="18"/>
+              </w:rPr>
+            </w:pPr>
+            <w:r>
+              <w:rPr>
+                <w:b/>
+                <w:bCs/>
+                <w:color w:val="000000" w:themeColor="text1"/>
+                <w:sz w:val="18"/>
+                <w:szCs w:val="18"/>
+              </w:rPr>
+              <w:t xml:space="preserve">SITUACIONES </w:t>
+            </w:r>
+            <w:proofErr w:type="gramStart"/>
+            <w:r>
+              <w:rPr>
+                <w:b/>
+                <w:bCs/>
+                <w:color w:val="000000" w:themeColor="text1"/>
+                <w:sz w:val="18"/>
+                <w:szCs w:val="18"/>
+              </w:rPr>
+              <w:t>SOCIO-LABORALES</w:t>
+            </w:r>
+            <w:proofErr w:type="gramEnd"/>
+            <w:r>
+              <w:rPr>
+                <w:b/>
+                <w:bCs/>
+                <w:color w:val="000000" w:themeColor="text1"/>
+                <w:sz w:val="18"/>
+                <w:szCs w:val="18"/>
+              </w:rPr>
+              <w:t xml:space="preserve"> A UN NIVEL INTERMEDIO ALTO EN MODALIDAD</w:t>
+            </w:r>
+          </w:p>
+          <w:p>
+            <w:pPr>
+              <w:jc w:val="center"/>
+              <w:rPr>
+                <w:b/>
+                <w:bCs/>
+                <w:color w:val="000000" w:themeColor="text1"/>
+                <w:sz w:val="18"/>
+                <w:szCs w:val="18"/>
+              </w:rPr>
+            </w:pPr>
+            <w:r>
+              <w:rPr>
+                <w:b/>
+                <w:bCs/>
+                <w:color w:val="000000" w:themeColor="text1"/>
+                <w:sz w:val="18"/>
+                <w:szCs w:val="18"/>
+              </w:rPr>
+              <w:t>INTENSIVA, SEGÚN LA TABLA DE COMPETENCIAS TOEIC Y CEFR. _1</w:t>
+            </w:r>
+          </w:p>
+        </w:tc>
+        <w:tc>
+          <w:tcPr>
+            <w:tcW w:w="937" w:type="dxa"/>
+          </w:tcPr>
+          <w:p>
+            <w:pPr>
+              <w:jc w:val="center"/>
+              <w:rPr>
+                <w:b/>
+                <w:bCs/>
+                <w:sz w:val="18"/>
+                <w:szCs w:val="18"/>
+              </w:rPr>
+            </w:pPr>
+          </w:p>
+        </w:tc>
+        <w:tc>
+          <w:tcPr>
+            <w:tcW w:w="888" w:type="dxa"/>
+          </w:tcPr>
+          <w:p>
+            <w:pPr>
+              <w:jc w:val="center"/>
+              <w:rPr>
+                <w:b/>
+                <w:bCs/>
+                <w:sz w:val="18"/>
+                <w:szCs w:val="18"/>
+              </w:rPr>
+            </w:pPr>
+          </w:p>
+        </w:tc>
+        <w:tc>
+          <w:tcPr>
+            <w:tcW w:w="1011" w:type="dxa"/>
+          </w:tcPr>
+          <w:p>
+            <w:pPr>
+              <w:jc w:val="center"/>
+              <w:rPr>
+                <w:b/>
+                <w:bCs/>
+                <w:sz w:val="18"/>
+                <w:szCs w:val="18"/>
+              </w:rPr>
+            </w:pPr>
+          </w:p>
+        </w:tc>
+        <w:tc>
+          <w:tcPr>
+            <w:tcW w:w="1136" w:type="dxa"/>
+          </w:tcPr>
+          <w:p>
+            <w:pPr>
+              <w:jc w:val="center"/>
+              <w:rPr>
+                <w:b/>
+                <w:bCs/>
+                <w:sz w:val="18"/>
+                <w:szCs w:val="18"/>
+              </w:rPr>
+            </w:pPr>
+            <w:r>
+              <w:rPr>
+                <w:b/>
+                <w:bCs/>
+                <w:sz w:val="18"/>
+                <w:szCs w:val="18"/>
+              </w:rPr>
+              <w:t>X</w:t>
+            </w:r>
+          </w:p>
+        </w:tc>
+        <w:tc>
+          <w:tcPr>
+            <w:tcW w:w="855" w:type="dxa"/>
+          </w:tcPr>
+          <w:p>
+            <w:pPr>
+              <w:jc w:val="center"/>
+              <w:rPr>
+                <w:b/>
+                <w:bCs/>
+                <w:sz w:val="18"/>
+                <w:szCs w:val="18"/>
+              </w:rPr>
+            </w:pPr>
+          </w:p>
+        </w:tc>
+        <w:tc>
+          <w:tcPr>
+            <w:tcW w:w="2300" w:type="dxa"/>
+          </w:tcPr>
+          <w:p>
+            <w:pPr>
+              <w:jc w:val="center"/>
+              <w:rPr>
+                <w:sz w:val="18"/>
+                <w:szCs w:val="18"/>
+              </w:rPr>
+            </w:pPr>
+            <w:r>
+              <w:rPr>
+                <w:sz w:val="18"/>
+                <w:szCs w:val="18"/>
+              </w:rPr>
+              <w:t>M</w:t>
+            </w:r>
+            <w:r>
+              <w:rPr>
+                <w:sz w:val="18"/>
+                <w:szCs w:val="18"/>
+              </w:rPr>
+              <w:t>anejo algunos aspectos aislados del inglés intermedio alto en modalidad intensiva y necesito reforzarlo bastante para lograr un dominio sólido.</w:t>
+            </w:r>
+          </w:p>
+        </w:tc>
+      </w:tr>
+    </w:tbl>
     <w:p>
       <w:pPr>
         <w:rPr>
@@ -10030,9 +12519,7 @@
 </file>
 
 <file path=customXml/item2.xml><?xml version="1.0" encoding="utf-8"?>
-<p:properties xmlns:p="http://schemas.microsoft.com/office/2006/metadata/properties" xmlns:xsi="http://www.w3.org/2001/XMLSchema-instance" xmlns:pc="http://schemas.microsoft.com/office/infopath/2007/PartnerControls">
-  <documentManagement/>
-</p:properties>
+<b:Sources xmlns:b="http://schemas.openxmlformats.org/officeDocument/2006/bibliography" xmlns="http://schemas.openxmlformats.org/officeDocument/2006/bibliography" SelectedStyle="\APASixthEditionOfficeOnline.xsl" StyleName="APA" Version="6"/>
 </file>
 
 <file path=customXml/item3.xml><?xml version="1.0" encoding="utf-8"?>
@@ -10045,7 +12532,9 @@
 </file>
 
 <file path=customXml/item4.xml><?xml version="1.0" encoding="utf-8"?>
-<b:Sources xmlns:b="http://schemas.openxmlformats.org/officeDocument/2006/bibliography" xmlns="http://schemas.openxmlformats.org/officeDocument/2006/bibliography" SelectedStyle="\APASixthEditionOfficeOnline.xsl" StyleName="APA" Version="6"/>
+<p:properties xmlns:p="http://schemas.microsoft.com/office/2006/metadata/properties" xmlns:xsi="http://www.w3.org/2001/XMLSchema-instance" xmlns:pc="http://schemas.microsoft.com/office/infopath/2007/PartnerControls">
+  <documentManagement/>
+</p:properties>
 </file>
 
 <file path=customXml/itemProps1.xml><?xml version="1.0" encoding="utf-8"?>
@@ -10067,10 +12556,9 @@
 </file>
 
 <file path=customXml/itemProps2.xml><?xml version="1.0" encoding="utf-8"?>
-<ds:datastoreItem xmlns:ds="http://schemas.openxmlformats.org/officeDocument/2006/customXml" ds:itemID="{5F1783E3-BA1C-4CA3-8E32-C9B378BBED03}">
+<ds:datastoreItem xmlns:ds="http://schemas.openxmlformats.org/officeDocument/2006/customXml" ds:itemID="{6E8A10B9-B765-4F0B-A47F-7CB788CD8F65}">
   <ds:schemaRefs>
-    <ds:schemaRef ds:uri="http://schemas.microsoft.com/office/2006/metadata/properties"/>
-    <ds:schemaRef ds:uri="http://schemas.microsoft.com/office/infopath/2007/PartnerControls"/>
+    <ds:schemaRef ds:uri="http://schemas.openxmlformats.org/officeDocument/2006/bibliography"/>
   </ds:schemaRefs>
 </ds:datastoreItem>
 </file>
@@ -10084,9 +12572,10 @@
 </file>
 
 <file path=customXml/itemProps4.xml><?xml version="1.0" encoding="utf-8"?>
-<ds:datastoreItem xmlns:ds="http://schemas.openxmlformats.org/officeDocument/2006/customXml" ds:itemID="{6E8A10B9-B765-4F0B-A47F-7CB788CD8F65}">
+<ds:datastoreItem xmlns:ds="http://schemas.openxmlformats.org/officeDocument/2006/customXml" ds:itemID="{5F1783E3-BA1C-4CA3-8E32-C9B378BBED03}">
   <ds:schemaRefs>
-    <ds:schemaRef ds:uri="http://schemas.openxmlformats.org/officeDocument/2006/bibliography"/>
+    <ds:schemaRef ds:uri="http://schemas.microsoft.com/office/2006/metadata/properties"/>
+    <ds:schemaRef ds:uri="http://schemas.microsoft.com/office/infopath/2007/PartnerControls"/>
   </ds:schemaRefs>
 </ds:datastoreItem>
 </file>